--- a/Power BI/Chicago Crimes/Documentation/Dataset Structure.docx
+++ b/Power BI/Chicago Crimes/Documentation/Dataset Structure.docx
@@ -3641,39 +3641,34 @@
       <w:tblPr>
         <w:tblStyle w:val="TableGrid"/>
         <w:tblW w:w="0" w:type="auto"/>
-        <w:tblBorders>
-          <w:insideH w:val="none" w:sz="0" w:space="0" w:color="auto"/>
-          <w:insideV w:val="none" w:sz="0" w:space="0" w:color="auto"/>
-        </w:tblBorders>
         <w:tblLook w:val="04A0" w:firstRow="1" w:lastRow="0" w:firstColumn="1" w:lastColumn="0" w:noHBand="0" w:noVBand="1"/>
       </w:tblPr>
       <w:tblGrid>
-        <w:gridCol w:w="3538"/>
-        <w:gridCol w:w="2693"/>
-        <w:gridCol w:w="995"/>
-        <w:gridCol w:w="5916"/>
+        <w:gridCol w:w="3539"/>
+        <w:gridCol w:w="2268"/>
+        <w:gridCol w:w="1134"/>
+        <w:gridCol w:w="6201"/>
       </w:tblGrid>
       <w:tr>
         <w:tc>
           <w:tcPr>
             <w:tcW w:w="3539" w:type="dxa"/>
-            <w:tcBorders>
-              <w:top w:val="single" w:sz="4" w:space="0" w:color="auto"/>
-              <w:bottom w:val="single" w:sz="4" w:space="0" w:color="auto"/>
-              <w:right w:val="single" w:sz="4" w:space="0" w:color="auto"/>
-            </w:tcBorders>
           </w:tcPr>
           <w:p>
             <w:pPr>
               <w:rPr>
                 <w:b/>
                 <w:bCs/>
+                <w:sz w:val="16"/>
+                <w:szCs w:val="16"/>
               </w:rPr>
             </w:pPr>
             <w:r>
               <w:rPr>
                 <w:b/>
                 <w:bCs/>
+                <w:sz w:val="16"/>
+                <w:szCs w:val="16"/>
               </w:rPr>
               <w:t>Primary Type</w:t>
             </w:r>
@@ -3681,25 +3676,23 @@
         </w:tc>
         <w:tc>
           <w:tcPr>
-            <w:tcW w:w="2693" w:type="dxa"/>
-            <w:tcBorders>
-              <w:top w:val="single" w:sz="4" w:space="0" w:color="auto"/>
-              <w:left w:val="single" w:sz="4" w:space="0" w:color="auto"/>
-              <w:bottom w:val="single" w:sz="4" w:space="0" w:color="auto"/>
-              <w:right w:val="single" w:sz="4" w:space="0" w:color="auto"/>
-            </w:tcBorders>
+            <w:tcW w:w="2268" w:type="dxa"/>
           </w:tcPr>
           <w:p>
             <w:pPr>
               <w:rPr>
                 <w:b/>
                 <w:bCs/>
+                <w:sz w:val="16"/>
+                <w:szCs w:val="16"/>
               </w:rPr>
             </w:pPr>
             <w:r>
               <w:rPr>
                 <w:b/>
                 <w:bCs/>
+                <w:sz w:val="16"/>
+                <w:szCs w:val="16"/>
               </w:rPr>
               <w:t>Severity Classification</w:t>
             </w:r>
@@ -3707,25 +3700,23 @@
         </w:tc>
         <w:tc>
           <w:tcPr>
-            <w:tcW w:w="993" w:type="dxa"/>
-            <w:tcBorders>
-              <w:top w:val="single" w:sz="4" w:space="0" w:color="auto"/>
-              <w:left w:val="single" w:sz="4" w:space="0" w:color="auto"/>
-              <w:bottom w:val="single" w:sz="4" w:space="0" w:color="auto"/>
-              <w:right w:val="single" w:sz="4" w:space="0" w:color="auto"/>
-            </w:tcBorders>
+            <w:tcW w:w="1134" w:type="dxa"/>
           </w:tcPr>
           <w:p>
             <w:pPr>
               <w:rPr>
                 <w:b/>
                 <w:bCs/>
+                <w:sz w:val="16"/>
+                <w:szCs w:val="16"/>
               </w:rPr>
             </w:pPr>
             <w:r>
               <w:rPr>
                 <w:b/>
                 <w:bCs/>
+                <w:sz w:val="16"/>
+                <w:szCs w:val="16"/>
               </w:rPr>
               <w:t>Violent</w:t>
             </w:r>
@@ -3733,24 +3724,23 @@
         </w:tc>
         <w:tc>
           <w:tcPr>
-            <w:tcW w:w="5917" w:type="dxa"/>
-            <w:tcBorders>
-              <w:top w:val="single" w:sz="4" w:space="0" w:color="auto"/>
-              <w:left w:val="single" w:sz="4" w:space="0" w:color="auto"/>
-              <w:bottom w:val="single" w:sz="4" w:space="0" w:color="auto"/>
-            </w:tcBorders>
+            <w:tcW w:w="6201" w:type="dxa"/>
           </w:tcPr>
           <w:p>
             <w:pPr>
               <w:rPr>
                 <w:b/>
                 <w:bCs/>
+                <w:sz w:val="16"/>
+                <w:szCs w:val="16"/>
               </w:rPr>
             </w:pPr>
             <w:r>
               <w:rPr>
                 <w:b/>
                 <w:bCs/>
+                <w:sz w:val="16"/>
+                <w:szCs w:val="16"/>
               </w:rPr>
               <w:t>Reasoning</w:t>
             </w:r>
@@ -3761,59 +3751,79 @@
         <w:tc>
           <w:tcPr>
             <w:tcW w:w="3539" w:type="dxa"/>
-            <w:tcBorders>
-              <w:top w:val="single" w:sz="4" w:space="0" w:color="auto"/>
-              <w:bottom w:val="nil"/>
-              <w:right w:val="single" w:sz="4" w:space="0" w:color="auto"/>
-            </w:tcBorders>
-          </w:tcPr>
-          <w:p>
-            <w:r>
+          </w:tcPr>
+          <w:p>
+            <w:pPr>
+              <w:rPr>
+                <w:sz w:val="16"/>
+                <w:szCs w:val="16"/>
+              </w:rPr>
+            </w:pPr>
+            <w:r>
+              <w:rPr>
+                <w:sz w:val="16"/>
+                <w:szCs w:val="16"/>
+              </w:rPr>
               <w:t>Arson</w:t>
             </w:r>
           </w:p>
         </w:tc>
         <w:tc>
           <w:tcPr>
-            <w:tcW w:w="2693" w:type="dxa"/>
-            <w:tcBorders>
-              <w:top w:val="single" w:sz="4" w:space="0" w:color="auto"/>
-              <w:left w:val="single" w:sz="4" w:space="0" w:color="auto"/>
-              <w:right w:val="single" w:sz="4" w:space="0" w:color="auto"/>
-            </w:tcBorders>
-          </w:tcPr>
-          <w:p>
-            <w:r>
+            <w:tcW w:w="2268" w:type="dxa"/>
+          </w:tcPr>
+          <w:p>
+            <w:pPr>
+              <w:rPr>
+                <w:sz w:val="16"/>
+                <w:szCs w:val="16"/>
+              </w:rPr>
+            </w:pPr>
+            <w:r>
+              <w:rPr>
+                <w:sz w:val="16"/>
+                <w:szCs w:val="16"/>
+              </w:rPr>
               <w:t>High</w:t>
             </w:r>
           </w:p>
         </w:tc>
         <w:tc>
           <w:tcPr>
-            <w:tcW w:w="993" w:type="dxa"/>
-            <w:tcBorders>
-              <w:top w:val="single" w:sz="4" w:space="0" w:color="auto"/>
-              <w:left w:val="single" w:sz="4" w:space="0" w:color="auto"/>
-              <w:bottom w:val="nil"/>
-              <w:right w:val="single" w:sz="4" w:space="0" w:color="auto"/>
-            </w:tcBorders>
-          </w:tcPr>
-          <w:p>
-            <w:r>
+            <w:tcW w:w="1134" w:type="dxa"/>
+          </w:tcPr>
+          <w:p>
+            <w:pPr>
+              <w:rPr>
+                <w:sz w:val="16"/>
+                <w:szCs w:val="16"/>
+              </w:rPr>
+            </w:pPr>
+            <w:r>
+              <w:rPr>
+                <w:sz w:val="16"/>
+                <w:szCs w:val="16"/>
+              </w:rPr>
               <w:t>False</w:t>
             </w:r>
           </w:p>
         </w:tc>
         <w:tc>
           <w:tcPr>
-            <w:tcW w:w="5917" w:type="dxa"/>
-            <w:tcBorders>
-              <w:top w:val="single" w:sz="4" w:space="0" w:color="auto"/>
-              <w:left w:val="single" w:sz="4" w:space="0" w:color="auto"/>
-            </w:tcBorders>
-          </w:tcPr>
-          <w:p>
-            <w:r>
+            <w:tcW w:w="6201" w:type="dxa"/>
+          </w:tcPr>
+          <w:p>
+            <w:pPr>
+              <w:rPr>
+                <w:sz w:val="16"/>
+                <w:szCs w:val="16"/>
+              </w:rPr>
+            </w:pPr>
+            <w:r>
+              <w:rPr>
+                <w:sz w:val="16"/>
+                <w:szCs w:val="16"/>
+              </w:rPr>
               <w:t>High risk to life / property.</w:t>
             </w:r>
           </w:p>
@@ -3823,57 +3833,79 @@
         <w:tc>
           <w:tcPr>
             <w:tcW w:w="3539" w:type="dxa"/>
-            <w:tcBorders>
-              <w:top w:val="nil"/>
-              <w:bottom w:val="nil"/>
-              <w:right w:val="single" w:sz="4" w:space="0" w:color="auto"/>
-            </w:tcBorders>
-          </w:tcPr>
-          <w:p>
-            <w:r>
+          </w:tcPr>
+          <w:p>
+            <w:pPr>
+              <w:rPr>
+                <w:sz w:val="16"/>
+                <w:szCs w:val="16"/>
+              </w:rPr>
+            </w:pPr>
+            <w:r>
+              <w:rPr>
+                <w:sz w:val="16"/>
+                <w:szCs w:val="16"/>
+              </w:rPr>
               <w:t>Assault</w:t>
             </w:r>
           </w:p>
         </w:tc>
         <w:tc>
           <w:tcPr>
-            <w:tcW w:w="2693" w:type="dxa"/>
-            <w:tcBorders>
-              <w:left w:val="single" w:sz="4" w:space="0" w:color="auto"/>
-              <w:right w:val="single" w:sz="4" w:space="0" w:color="auto"/>
-            </w:tcBorders>
-          </w:tcPr>
-          <w:p>
-            <w:r>
+            <w:tcW w:w="2268" w:type="dxa"/>
+          </w:tcPr>
+          <w:p>
+            <w:pPr>
+              <w:rPr>
+                <w:sz w:val="16"/>
+                <w:szCs w:val="16"/>
+              </w:rPr>
+            </w:pPr>
+            <w:r>
+              <w:rPr>
+                <w:sz w:val="16"/>
+                <w:szCs w:val="16"/>
+              </w:rPr>
               <w:t>Medium</w:t>
             </w:r>
           </w:p>
         </w:tc>
         <w:tc>
           <w:tcPr>
-            <w:tcW w:w="993" w:type="dxa"/>
-            <w:tcBorders>
-              <w:top w:val="nil"/>
-              <w:left w:val="single" w:sz="4" w:space="0" w:color="auto"/>
-              <w:bottom w:val="nil"/>
-              <w:right w:val="single" w:sz="4" w:space="0" w:color="auto"/>
-            </w:tcBorders>
-          </w:tcPr>
-          <w:p>
-            <w:r>
+            <w:tcW w:w="1134" w:type="dxa"/>
+          </w:tcPr>
+          <w:p>
+            <w:pPr>
+              <w:rPr>
+                <w:sz w:val="16"/>
+                <w:szCs w:val="16"/>
+              </w:rPr>
+            </w:pPr>
+            <w:r>
+              <w:rPr>
+                <w:sz w:val="16"/>
+                <w:szCs w:val="16"/>
+              </w:rPr>
               <w:t>True</w:t>
             </w:r>
           </w:p>
         </w:tc>
         <w:tc>
           <w:tcPr>
-            <w:tcW w:w="5917" w:type="dxa"/>
-            <w:tcBorders>
-              <w:left w:val="single" w:sz="4" w:space="0" w:color="auto"/>
-            </w:tcBorders>
-          </w:tcPr>
-          <w:p>
-            <w:r>
+            <w:tcW w:w="6201" w:type="dxa"/>
+          </w:tcPr>
+          <w:p>
+            <w:pPr>
+              <w:rPr>
+                <w:sz w:val="16"/>
+                <w:szCs w:val="16"/>
+              </w:rPr>
+            </w:pPr>
+            <w:r>
+              <w:rPr>
+                <w:sz w:val="16"/>
+                <w:szCs w:val="16"/>
+              </w:rPr>
               <w:t>Theft or attempt to cause harm.</w:t>
             </w:r>
           </w:p>
@@ -3883,57 +3915,79 @@
         <w:tc>
           <w:tcPr>
             <w:tcW w:w="3539" w:type="dxa"/>
-            <w:tcBorders>
-              <w:top w:val="nil"/>
-              <w:bottom w:val="nil"/>
-              <w:right w:val="single" w:sz="4" w:space="0" w:color="auto"/>
-            </w:tcBorders>
-          </w:tcPr>
-          <w:p>
-            <w:r>
+          </w:tcPr>
+          <w:p>
+            <w:pPr>
+              <w:rPr>
+                <w:sz w:val="16"/>
+                <w:szCs w:val="16"/>
+              </w:rPr>
+            </w:pPr>
+            <w:r>
+              <w:rPr>
+                <w:sz w:val="16"/>
+                <w:szCs w:val="16"/>
+              </w:rPr>
               <w:t>Battery</w:t>
             </w:r>
           </w:p>
         </w:tc>
         <w:tc>
           <w:tcPr>
-            <w:tcW w:w="2693" w:type="dxa"/>
-            <w:tcBorders>
-              <w:left w:val="single" w:sz="4" w:space="0" w:color="auto"/>
-              <w:right w:val="single" w:sz="4" w:space="0" w:color="auto"/>
-            </w:tcBorders>
-          </w:tcPr>
-          <w:p>
-            <w:r>
+            <w:tcW w:w="2268" w:type="dxa"/>
+          </w:tcPr>
+          <w:p>
+            <w:pPr>
+              <w:rPr>
+                <w:sz w:val="16"/>
+                <w:szCs w:val="16"/>
+              </w:rPr>
+            </w:pPr>
+            <w:r>
+              <w:rPr>
+                <w:sz w:val="16"/>
+                <w:szCs w:val="16"/>
+              </w:rPr>
               <w:t>Medium</w:t>
             </w:r>
           </w:p>
         </w:tc>
         <w:tc>
           <w:tcPr>
-            <w:tcW w:w="993" w:type="dxa"/>
-            <w:tcBorders>
-              <w:top w:val="nil"/>
-              <w:left w:val="single" w:sz="4" w:space="0" w:color="auto"/>
-              <w:bottom w:val="nil"/>
-              <w:right w:val="single" w:sz="4" w:space="0" w:color="auto"/>
-            </w:tcBorders>
-          </w:tcPr>
-          <w:p>
-            <w:r>
+            <w:tcW w:w="1134" w:type="dxa"/>
+          </w:tcPr>
+          <w:p>
+            <w:pPr>
+              <w:rPr>
+                <w:sz w:val="16"/>
+                <w:szCs w:val="16"/>
+              </w:rPr>
+            </w:pPr>
+            <w:r>
+              <w:rPr>
+                <w:sz w:val="16"/>
+                <w:szCs w:val="16"/>
+              </w:rPr>
               <w:t>True</w:t>
             </w:r>
           </w:p>
         </w:tc>
         <w:tc>
           <w:tcPr>
-            <w:tcW w:w="5917" w:type="dxa"/>
-            <w:tcBorders>
-              <w:left w:val="single" w:sz="4" w:space="0" w:color="auto"/>
-            </w:tcBorders>
-          </w:tcPr>
-          <w:p>
-            <w:r>
+            <w:tcW w:w="6201" w:type="dxa"/>
+          </w:tcPr>
+          <w:p>
+            <w:pPr>
+              <w:rPr>
+                <w:sz w:val="16"/>
+                <w:szCs w:val="16"/>
+              </w:rPr>
+            </w:pPr>
+            <w:r>
+              <w:rPr>
+                <w:sz w:val="16"/>
+                <w:szCs w:val="16"/>
+              </w:rPr>
               <w:t>Physical violence.</w:t>
             </w:r>
           </w:p>
@@ -3943,57 +3997,79 @@
         <w:tc>
           <w:tcPr>
             <w:tcW w:w="3539" w:type="dxa"/>
-            <w:tcBorders>
-              <w:top w:val="nil"/>
-              <w:bottom w:val="nil"/>
-              <w:right w:val="single" w:sz="4" w:space="0" w:color="auto"/>
-            </w:tcBorders>
-          </w:tcPr>
-          <w:p>
-            <w:r>
+          </w:tcPr>
+          <w:p>
+            <w:pPr>
+              <w:rPr>
+                <w:sz w:val="16"/>
+                <w:szCs w:val="16"/>
+              </w:rPr>
+            </w:pPr>
+            <w:r>
+              <w:rPr>
+                <w:sz w:val="16"/>
+                <w:szCs w:val="16"/>
+              </w:rPr>
               <w:t>Burglary</w:t>
             </w:r>
           </w:p>
         </w:tc>
         <w:tc>
           <w:tcPr>
-            <w:tcW w:w="2693" w:type="dxa"/>
-            <w:tcBorders>
-              <w:left w:val="single" w:sz="4" w:space="0" w:color="auto"/>
-              <w:right w:val="single" w:sz="4" w:space="0" w:color="auto"/>
-            </w:tcBorders>
-          </w:tcPr>
-          <w:p>
-            <w:r>
+            <w:tcW w:w="2268" w:type="dxa"/>
+          </w:tcPr>
+          <w:p>
+            <w:pPr>
+              <w:rPr>
+                <w:sz w:val="16"/>
+                <w:szCs w:val="16"/>
+              </w:rPr>
+            </w:pPr>
+            <w:r>
+              <w:rPr>
+                <w:sz w:val="16"/>
+                <w:szCs w:val="16"/>
+              </w:rPr>
               <w:t>Medium</w:t>
             </w:r>
           </w:p>
         </w:tc>
         <w:tc>
           <w:tcPr>
-            <w:tcW w:w="993" w:type="dxa"/>
-            <w:tcBorders>
-              <w:top w:val="nil"/>
-              <w:left w:val="single" w:sz="4" w:space="0" w:color="auto"/>
-              <w:bottom w:val="nil"/>
-              <w:right w:val="single" w:sz="4" w:space="0" w:color="auto"/>
-            </w:tcBorders>
-          </w:tcPr>
-          <w:p>
-            <w:r>
+            <w:tcW w:w="1134" w:type="dxa"/>
+          </w:tcPr>
+          <w:p>
+            <w:pPr>
+              <w:rPr>
+                <w:sz w:val="16"/>
+                <w:szCs w:val="16"/>
+              </w:rPr>
+            </w:pPr>
+            <w:r>
+              <w:rPr>
+                <w:sz w:val="16"/>
+                <w:szCs w:val="16"/>
+              </w:rPr>
               <w:t>False</w:t>
             </w:r>
           </w:p>
         </w:tc>
         <w:tc>
           <w:tcPr>
-            <w:tcW w:w="5917" w:type="dxa"/>
-            <w:tcBorders>
-              <w:left w:val="single" w:sz="4" w:space="0" w:color="auto"/>
-            </w:tcBorders>
-          </w:tcPr>
-          <w:p>
-            <w:r>
+            <w:tcW w:w="6201" w:type="dxa"/>
+          </w:tcPr>
+          <w:p>
+            <w:pPr>
+              <w:rPr>
+                <w:sz w:val="16"/>
+                <w:szCs w:val="16"/>
+              </w:rPr>
+            </w:pPr>
+            <w:r>
+              <w:rPr>
+                <w:sz w:val="16"/>
+                <w:szCs w:val="16"/>
+              </w:rPr>
               <w:t>Serious property crime</w:t>
             </w:r>
           </w:p>
@@ -4003,57 +4079,79 @@
         <w:tc>
           <w:tcPr>
             <w:tcW w:w="3539" w:type="dxa"/>
-            <w:tcBorders>
-              <w:top w:val="nil"/>
-              <w:bottom w:val="nil"/>
-              <w:right w:val="single" w:sz="4" w:space="0" w:color="auto"/>
-            </w:tcBorders>
-          </w:tcPr>
-          <w:p>
-            <w:r>
+          </w:tcPr>
+          <w:p>
+            <w:pPr>
+              <w:rPr>
+                <w:sz w:val="16"/>
+                <w:szCs w:val="16"/>
+              </w:rPr>
+            </w:pPr>
+            <w:r>
+              <w:rPr>
+                <w:sz w:val="16"/>
+                <w:szCs w:val="16"/>
+              </w:rPr>
               <w:t>Conceal Carry License Violation</w:t>
             </w:r>
           </w:p>
         </w:tc>
         <w:tc>
           <w:tcPr>
-            <w:tcW w:w="2693" w:type="dxa"/>
-            <w:tcBorders>
-              <w:left w:val="single" w:sz="4" w:space="0" w:color="auto"/>
-              <w:right w:val="single" w:sz="4" w:space="0" w:color="auto"/>
-            </w:tcBorders>
-          </w:tcPr>
-          <w:p>
-            <w:r>
+            <w:tcW w:w="2268" w:type="dxa"/>
+          </w:tcPr>
+          <w:p>
+            <w:pPr>
+              <w:rPr>
+                <w:sz w:val="16"/>
+                <w:szCs w:val="16"/>
+              </w:rPr>
+            </w:pPr>
+            <w:r>
+              <w:rPr>
+                <w:sz w:val="16"/>
+                <w:szCs w:val="16"/>
+              </w:rPr>
               <w:t>Medium</w:t>
             </w:r>
           </w:p>
         </w:tc>
         <w:tc>
           <w:tcPr>
-            <w:tcW w:w="993" w:type="dxa"/>
-            <w:tcBorders>
-              <w:top w:val="nil"/>
-              <w:left w:val="single" w:sz="4" w:space="0" w:color="auto"/>
-              <w:bottom w:val="nil"/>
-              <w:right w:val="single" w:sz="4" w:space="0" w:color="auto"/>
-            </w:tcBorders>
-          </w:tcPr>
-          <w:p>
-            <w:r>
+            <w:tcW w:w="1134" w:type="dxa"/>
+          </w:tcPr>
+          <w:p>
+            <w:pPr>
+              <w:rPr>
+                <w:sz w:val="16"/>
+                <w:szCs w:val="16"/>
+              </w:rPr>
+            </w:pPr>
+            <w:r>
+              <w:rPr>
+                <w:sz w:val="16"/>
+                <w:szCs w:val="16"/>
+              </w:rPr>
               <w:t>False</w:t>
             </w:r>
           </w:p>
         </w:tc>
         <w:tc>
           <w:tcPr>
-            <w:tcW w:w="5917" w:type="dxa"/>
-            <w:tcBorders>
-              <w:left w:val="single" w:sz="4" w:space="0" w:color="auto"/>
-            </w:tcBorders>
-          </w:tcPr>
-          <w:p>
-            <w:r>
+            <w:tcW w:w="6201" w:type="dxa"/>
+          </w:tcPr>
+          <w:p>
+            <w:pPr>
+              <w:rPr>
+                <w:sz w:val="16"/>
+                <w:szCs w:val="16"/>
+              </w:rPr>
+            </w:pPr>
+            <w:r>
+              <w:rPr>
+                <w:sz w:val="16"/>
+                <w:szCs w:val="16"/>
+              </w:rPr>
               <w:t>Weapons-related offence with no inherent violence.</w:t>
             </w:r>
           </w:p>
@@ -4063,57 +4161,79 @@
         <w:tc>
           <w:tcPr>
             <w:tcW w:w="3539" w:type="dxa"/>
-            <w:tcBorders>
-              <w:top w:val="nil"/>
-              <w:bottom w:val="nil"/>
-              <w:right w:val="single" w:sz="4" w:space="0" w:color="auto"/>
-            </w:tcBorders>
-          </w:tcPr>
-          <w:p>
-            <w:r>
+          </w:tcPr>
+          <w:p>
+            <w:pPr>
+              <w:rPr>
+                <w:sz w:val="16"/>
+                <w:szCs w:val="16"/>
+              </w:rPr>
+            </w:pPr>
+            <w:r>
+              <w:rPr>
+                <w:sz w:val="16"/>
+                <w:szCs w:val="16"/>
+              </w:rPr>
               <w:t>Criminal Sexual Assault</w:t>
             </w:r>
           </w:p>
         </w:tc>
         <w:tc>
           <w:tcPr>
-            <w:tcW w:w="2693" w:type="dxa"/>
-            <w:tcBorders>
-              <w:left w:val="single" w:sz="4" w:space="0" w:color="auto"/>
-              <w:right w:val="single" w:sz="4" w:space="0" w:color="auto"/>
-            </w:tcBorders>
-          </w:tcPr>
-          <w:p>
-            <w:r>
+            <w:tcW w:w="2268" w:type="dxa"/>
+          </w:tcPr>
+          <w:p>
+            <w:pPr>
+              <w:rPr>
+                <w:sz w:val="16"/>
+                <w:szCs w:val="16"/>
+              </w:rPr>
+            </w:pPr>
+            <w:r>
+              <w:rPr>
+                <w:sz w:val="16"/>
+                <w:szCs w:val="16"/>
+              </w:rPr>
               <w:t>High</w:t>
             </w:r>
           </w:p>
         </w:tc>
         <w:tc>
           <w:tcPr>
-            <w:tcW w:w="993" w:type="dxa"/>
-            <w:tcBorders>
-              <w:top w:val="nil"/>
-              <w:left w:val="single" w:sz="4" w:space="0" w:color="auto"/>
-              <w:bottom w:val="nil"/>
-              <w:right w:val="single" w:sz="4" w:space="0" w:color="auto"/>
-            </w:tcBorders>
-          </w:tcPr>
-          <w:p>
-            <w:r>
+            <w:tcW w:w="1134" w:type="dxa"/>
+          </w:tcPr>
+          <w:p>
+            <w:pPr>
+              <w:rPr>
+                <w:sz w:val="16"/>
+                <w:szCs w:val="16"/>
+              </w:rPr>
+            </w:pPr>
+            <w:r>
+              <w:rPr>
+                <w:sz w:val="16"/>
+                <w:szCs w:val="16"/>
+              </w:rPr>
               <w:t>True</w:t>
             </w:r>
           </w:p>
         </w:tc>
         <w:tc>
           <w:tcPr>
-            <w:tcW w:w="5917" w:type="dxa"/>
-            <w:tcBorders>
-              <w:left w:val="single" w:sz="4" w:space="0" w:color="auto"/>
-            </w:tcBorders>
-          </w:tcPr>
-          <w:p>
-            <w:r>
+            <w:tcW w:w="6201" w:type="dxa"/>
+          </w:tcPr>
+          <w:p>
+            <w:pPr>
+              <w:rPr>
+                <w:sz w:val="16"/>
+                <w:szCs w:val="16"/>
+              </w:rPr>
+            </w:pPr>
+            <w:r>
+              <w:rPr>
+                <w:sz w:val="16"/>
+                <w:szCs w:val="16"/>
+              </w:rPr>
               <w:t>Violent offence against a person.</w:t>
             </w:r>
           </w:p>
@@ -4123,57 +4243,79 @@
         <w:tc>
           <w:tcPr>
             <w:tcW w:w="3539" w:type="dxa"/>
-            <w:tcBorders>
-              <w:top w:val="nil"/>
-              <w:bottom w:val="nil"/>
-              <w:right w:val="single" w:sz="4" w:space="0" w:color="auto"/>
-            </w:tcBorders>
-          </w:tcPr>
-          <w:p>
-            <w:r>
+          </w:tcPr>
+          <w:p>
+            <w:pPr>
+              <w:rPr>
+                <w:sz w:val="16"/>
+                <w:szCs w:val="16"/>
+              </w:rPr>
+            </w:pPr>
+            <w:r>
+              <w:rPr>
+                <w:sz w:val="16"/>
+                <w:szCs w:val="16"/>
+              </w:rPr>
               <w:t>Criminal Damage</w:t>
             </w:r>
           </w:p>
         </w:tc>
         <w:tc>
           <w:tcPr>
-            <w:tcW w:w="2693" w:type="dxa"/>
-            <w:tcBorders>
-              <w:left w:val="single" w:sz="4" w:space="0" w:color="auto"/>
-              <w:right w:val="single" w:sz="4" w:space="0" w:color="auto"/>
-            </w:tcBorders>
-          </w:tcPr>
-          <w:p>
-            <w:r>
+            <w:tcW w:w="2268" w:type="dxa"/>
+          </w:tcPr>
+          <w:p>
+            <w:pPr>
+              <w:rPr>
+                <w:sz w:val="16"/>
+                <w:szCs w:val="16"/>
+              </w:rPr>
+            </w:pPr>
+            <w:r>
+              <w:rPr>
+                <w:sz w:val="16"/>
+                <w:szCs w:val="16"/>
+              </w:rPr>
               <w:t>Low</w:t>
             </w:r>
           </w:p>
         </w:tc>
         <w:tc>
           <w:tcPr>
-            <w:tcW w:w="993" w:type="dxa"/>
-            <w:tcBorders>
-              <w:top w:val="nil"/>
-              <w:left w:val="single" w:sz="4" w:space="0" w:color="auto"/>
-              <w:bottom w:val="nil"/>
-              <w:right w:val="single" w:sz="4" w:space="0" w:color="auto"/>
-            </w:tcBorders>
-          </w:tcPr>
-          <w:p>
-            <w:r>
+            <w:tcW w:w="1134" w:type="dxa"/>
+          </w:tcPr>
+          <w:p>
+            <w:pPr>
+              <w:rPr>
+                <w:sz w:val="16"/>
+                <w:szCs w:val="16"/>
+              </w:rPr>
+            </w:pPr>
+            <w:r>
+              <w:rPr>
+                <w:sz w:val="16"/>
+                <w:szCs w:val="16"/>
+              </w:rPr>
               <w:t>False</w:t>
             </w:r>
           </w:p>
         </w:tc>
         <w:tc>
           <w:tcPr>
-            <w:tcW w:w="5917" w:type="dxa"/>
-            <w:tcBorders>
-              <w:left w:val="single" w:sz="4" w:space="0" w:color="auto"/>
-            </w:tcBorders>
-          </w:tcPr>
-          <w:p>
-            <w:r>
+            <w:tcW w:w="6201" w:type="dxa"/>
+          </w:tcPr>
+          <w:p>
+            <w:pPr>
+              <w:rPr>
+                <w:sz w:val="16"/>
+                <w:szCs w:val="16"/>
+              </w:rPr>
+            </w:pPr>
+            <w:r>
+              <w:rPr>
+                <w:sz w:val="16"/>
+                <w:szCs w:val="16"/>
+              </w:rPr>
               <w:t>Property damage.</w:t>
             </w:r>
           </w:p>
@@ -4183,57 +4325,79 @@
         <w:tc>
           <w:tcPr>
             <w:tcW w:w="3539" w:type="dxa"/>
-            <w:tcBorders>
-              <w:top w:val="nil"/>
-              <w:bottom w:val="nil"/>
-              <w:right w:val="single" w:sz="4" w:space="0" w:color="auto"/>
-            </w:tcBorders>
-          </w:tcPr>
-          <w:p>
-            <w:r>
+          </w:tcPr>
+          <w:p>
+            <w:pPr>
+              <w:rPr>
+                <w:sz w:val="16"/>
+                <w:szCs w:val="16"/>
+              </w:rPr>
+            </w:pPr>
+            <w:r>
+              <w:rPr>
+                <w:sz w:val="16"/>
+                <w:szCs w:val="16"/>
+              </w:rPr>
               <w:t>Criminal Trespass</w:t>
             </w:r>
           </w:p>
         </w:tc>
         <w:tc>
           <w:tcPr>
-            <w:tcW w:w="2693" w:type="dxa"/>
-            <w:tcBorders>
-              <w:left w:val="single" w:sz="4" w:space="0" w:color="auto"/>
-              <w:right w:val="single" w:sz="4" w:space="0" w:color="auto"/>
-            </w:tcBorders>
-          </w:tcPr>
-          <w:p>
-            <w:r>
+            <w:tcW w:w="2268" w:type="dxa"/>
+          </w:tcPr>
+          <w:p>
+            <w:pPr>
+              <w:rPr>
+                <w:sz w:val="16"/>
+                <w:szCs w:val="16"/>
+              </w:rPr>
+            </w:pPr>
+            <w:r>
+              <w:rPr>
+                <w:sz w:val="16"/>
+                <w:szCs w:val="16"/>
+              </w:rPr>
               <w:t>Low</w:t>
             </w:r>
           </w:p>
         </w:tc>
         <w:tc>
           <w:tcPr>
-            <w:tcW w:w="993" w:type="dxa"/>
-            <w:tcBorders>
-              <w:top w:val="nil"/>
-              <w:left w:val="single" w:sz="4" w:space="0" w:color="auto"/>
-              <w:bottom w:val="nil"/>
-              <w:right w:val="single" w:sz="4" w:space="0" w:color="auto"/>
-            </w:tcBorders>
-          </w:tcPr>
-          <w:p>
-            <w:r>
+            <w:tcW w:w="1134" w:type="dxa"/>
+          </w:tcPr>
+          <w:p>
+            <w:pPr>
+              <w:rPr>
+                <w:sz w:val="16"/>
+                <w:szCs w:val="16"/>
+              </w:rPr>
+            </w:pPr>
+            <w:r>
+              <w:rPr>
+                <w:sz w:val="16"/>
+                <w:szCs w:val="16"/>
+              </w:rPr>
               <w:t>False</w:t>
             </w:r>
           </w:p>
         </w:tc>
         <w:tc>
           <w:tcPr>
-            <w:tcW w:w="5917" w:type="dxa"/>
-            <w:tcBorders>
-              <w:left w:val="single" w:sz="4" w:space="0" w:color="auto"/>
-            </w:tcBorders>
-          </w:tcPr>
-          <w:p>
-            <w:r>
+            <w:tcW w:w="6201" w:type="dxa"/>
+          </w:tcPr>
+          <w:p>
+            <w:pPr>
+              <w:rPr>
+                <w:sz w:val="16"/>
+                <w:szCs w:val="16"/>
+              </w:rPr>
+            </w:pPr>
+            <w:r>
+              <w:rPr>
+                <w:sz w:val="16"/>
+                <w:szCs w:val="16"/>
+              </w:rPr>
               <w:t>Usually lower severity.</w:t>
             </w:r>
           </w:p>
@@ -4243,57 +4407,79 @@
         <w:tc>
           <w:tcPr>
             <w:tcW w:w="3539" w:type="dxa"/>
-            <w:tcBorders>
-              <w:top w:val="nil"/>
-              <w:bottom w:val="nil"/>
-              <w:right w:val="single" w:sz="4" w:space="0" w:color="auto"/>
-            </w:tcBorders>
-          </w:tcPr>
-          <w:p>
-            <w:r>
+          </w:tcPr>
+          <w:p>
+            <w:pPr>
+              <w:rPr>
+                <w:sz w:val="16"/>
+                <w:szCs w:val="16"/>
+              </w:rPr>
+            </w:pPr>
+            <w:r>
+              <w:rPr>
+                <w:sz w:val="16"/>
+                <w:szCs w:val="16"/>
+              </w:rPr>
               <w:t>Deceptive Practice</w:t>
             </w:r>
           </w:p>
         </w:tc>
         <w:tc>
           <w:tcPr>
-            <w:tcW w:w="2693" w:type="dxa"/>
-            <w:tcBorders>
-              <w:left w:val="single" w:sz="4" w:space="0" w:color="auto"/>
-              <w:right w:val="single" w:sz="4" w:space="0" w:color="auto"/>
-            </w:tcBorders>
-          </w:tcPr>
-          <w:p>
-            <w:r>
+            <w:tcW w:w="2268" w:type="dxa"/>
+          </w:tcPr>
+          <w:p>
+            <w:pPr>
+              <w:rPr>
+                <w:sz w:val="16"/>
+                <w:szCs w:val="16"/>
+              </w:rPr>
+            </w:pPr>
+            <w:r>
+              <w:rPr>
+                <w:sz w:val="16"/>
+                <w:szCs w:val="16"/>
+              </w:rPr>
               <w:t>Low</w:t>
             </w:r>
           </w:p>
         </w:tc>
         <w:tc>
           <w:tcPr>
-            <w:tcW w:w="993" w:type="dxa"/>
-            <w:tcBorders>
-              <w:top w:val="nil"/>
-              <w:left w:val="single" w:sz="4" w:space="0" w:color="auto"/>
-              <w:bottom w:val="nil"/>
-              <w:right w:val="single" w:sz="4" w:space="0" w:color="auto"/>
-            </w:tcBorders>
-          </w:tcPr>
-          <w:p>
-            <w:r>
+            <w:tcW w:w="1134" w:type="dxa"/>
+          </w:tcPr>
+          <w:p>
+            <w:pPr>
+              <w:rPr>
+                <w:sz w:val="16"/>
+                <w:szCs w:val="16"/>
+              </w:rPr>
+            </w:pPr>
+            <w:r>
+              <w:rPr>
+                <w:sz w:val="16"/>
+                <w:szCs w:val="16"/>
+              </w:rPr>
               <w:t>False</w:t>
             </w:r>
           </w:p>
         </w:tc>
         <w:tc>
           <w:tcPr>
-            <w:tcW w:w="5917" w:type="dxa"/>
-            <w:tcBorders>
-              <w:left w:val="single" w:sz="4" w:space="0" w:color="auto"/>
-            </w:tcBorders>
-          </w:tcPr>
-          <w:p>
-            <w:r>
+            <w:tcW w:w="6201" w:type="dxa"/>
+          </w:tcPr>
+          <w:p>
+            <w:pPr>
+              <w:rPr>
+                <w:sz w:val="16"/>
+                <w:szCs w:val="16"/>
+              </w:rPr>
+            </w:pPr>
+            <w:r>
+              <w:rPr>
+                <w:sz w:val="16"/>
+                <w:szCs w:val="16"/>
+              </w:rPr>
               <w:t>Fraud / Deception.</w:t>
             </w:r>
           </w:p>
@@ -4303,57 +4489,79 @@
         <w:tc>
           <w:tcPr>
             <w:tcW w:w="3539" w:type="dxa"/>
-            <w:tcBorders>
-              <w:top w:val="nil"/>
-              <w:bottom w:val="single" w:sz="4" w:space="0" w:color="auto"/>
-              <w:right w:val="single" w:sz="4" w:space="0" w:color="auto"/>
-            </w:tcBorders>
-          </w:tcPr>
-          <w:p>
-            <w:r>
+          </w:tcPr>
+          <w:p>
+            <w:pPr>
+              <w:rPr>
+                <w:sz w:val="16"/>
+                <w:szCs w:val="16"/>
+              </w:rPr>
+            </w:pPr>
+            <w:r>
+              <w:rPr>
+                <w:sz w:val="16"/>
+                <w:szCs w:val="16"/>
+              </w:rPr>
               <w:t>Domestic Violence</w:t>
             </w:r>
           </w:p>
         </w:tc>
         <w:tc>
           <w:tcPr>
-            <w:tcW w:w="2693" w:type="dxa"/>
-            <w:tcBorders>
-              <w:left w:val="single" w:sz="4" w:space="0" w:color="auto"/>
-              <w:right w:val="single" w:sz="4" w:space="0" w:color="auto"/>
-            </w:tcBorders>
-          </w:tcPr>
-          <w:p>
-            <w:r>
+            <w:tcW w:w="2268" w:type="dxa"/>
+          </w:tcPr>
+          <w:p>
+            <w:pPr>
+              <w:rPr>
+                <w:sz w:val="16"/>
+                <w:szCs w:val="16"/>
+              </w:rPr>
+            </w:pPr>
+            <w:r>
+              <w:rPr>
+                <w:sz w:val="16"/>
+                <w:szCs w:val="16"/>
+              </w:rPr>
               <w:t>High</w:t>
             </w:r>
           </w:p>
         </w:tc>
         <w:tc>
           <w:tcPr>
-            <w:tcW w:w="993" w:type="dxa"/>
-            <w:tcBorders>
-              <w:top w:val="nil"/>
-              <w:left w:val="single" w:sz="4" w:space="0" w:color="auto"/>
-              <w:bottom w:val="single" w:sz="4" w:space="0" w:color="auto"/>
-              <w:right w:val="single" w:sz="4" w:space="0" w:color="auto"/>
-            </w:tcBorders>
-          </w:tcPr>
-          <w:p>
-            <w:r>
+            <w:tcW w:w="1134" w:type="dxa"/>
+          </w:tcPr>
+          <w:p>
+            <w:pPr>
+              <w:rPr>
+                <w:sz w:val="16"/>
+                <w:szCs w:val="16"/>
+              </w:rPr>
+            </w:pPr>
+            <w:r>
+              <w:rPr>
+                <w:sz w:val="16"/>
+                <w:szCs w:val="16"/>
+              </w:rPr>
               <w:t>True</w:t>
             </w:r>
           </w:p>
         </w:tc>
         <w:tc>
           <w:tcPr>
-            <w:tcW w:w="5917" w:type="dxa"/>
-            <w:tcBorders>
-              <w:left w:val="single" w:sz="4" w:space="0" w:color="auto"/>
-            </w:tcBorders>
-          </w:tcPr>
-          <w:p>
-            <w:r>
+            <w:tcW w:w="6201" w:type="dxa"/>
+          </w:tcPr>
+          <w:p>
+            <w:pPr>
+              <w:rPr>
+                <w:sz w:val="16"/>
+                <w:szCs w:val="16"/>
+              </w:rPr>
+            </w:pPr>
+            <w:r>
+              <w:rPr>
+                <w:sz w:val="16"/>
+                <w:szCs w:val="16"/>
+              </w:rPr>
               <w:t>Violence within a domestic setting.</w:t>
             </w:r>
           </w:p>
@@ -4363,58 +4571,79 @@
         <w:tc>
           <w:tcPr>
             <w:tcW w:w="3539" w:type="dxa"/>
-            <w:tcBorders>
-              <w:top w:val="single" w:sz="4" w:space="0" w:color="auto"/>
-              <w:bottom w:val="nil"/>
-              <w:right w:val="single" w:sz="4" w:space="0" w:color="auto"/>
-            </w:tcBorders>
-          </w:tcPr>
-          <w:p>
-            <w:r>
-              <w:lastRenderedPageBreak/>
+          </w:tcPr>
+          <w:p>
+            <w:pPr>
+              <w:rPr>
+                <w:sz w:val="16"/>
+                <w:szCs w:val="16"/>
+              </w:rPr>
+            </w:pPr>
+            <w:r>
+              <w:rPr>
+                <w:sz w:val="16"/>
+                <w:szCs w:val="16"/>
+              </w:rPr>
               <w:t>Gambling</w:t>
             </w:r>
           </w:p>
         </w:tc>
         <w:tc>
           <w:tcPr>
-            <w:tcW w:w="2693" w:type="dxa"/>
-            <w:tcBorders>
-              <w:left w:val="single" w:sz="4" w:space="0" w:color="auto"/>
-              <w:right w:val="single" w:sz="4" w:space="0" w:color="auto"/>
-            </w:tcBorders>
-          </w:tcPr>
-          <w:p>
-            <w:r>
+            <w:tcW w:w="2268" w:type="dxa"/>
+          </w:tcPr>
+          <w:p>
+            <w:pPr>
+              <w:rPr>
+                <w:sz w:val="16"/>
+                <w:szCs w:val="16"/>
+              </w:rPr>
+            </w:pPr>
+            <w:r>
+              <w:rPr>
+                <w:sz w:val="16"/>
+                <w:szCs w:val="16"/>
+              </w:rPr>
               <w:t>Low</w:t>
             </w:r>
           </w:p>
         </w:tc>
         <w:tc>
           <w:tcPr>
-            <w:tcW w:w="993" w:type="dxa"/>
-            <w:tcBorders>
-              <w:top w:val="single" w:sz="4" w:space="0" w:color="auto"/>
-              <w:left w:val="single" w:sz="4" w:space="0" w:color="auto"/>
-              <w:bottom w:val="nil"/>
-              <w:right w:val="single" w:sz="4" w:space="0" w:color="auto"/>
-            </w:tcBorders>
-          </w:tcPr>
-          <w:p>
-            <w:r>
+            <w:tcW w:w="1134" w:type="dxa"/>
+          </w:tcPr>
+          <w:p>
+            <w:pPr>
+              <w:rPr>
+                <w:sz w:val="16"/>
+                <w:szCs w:val="16"/>
+              </w:rPr>
+            </w:pPr>
+            <w:r>
+              <w:rPr>
+                <w:sz w:val="16"/>
+                <w:szCs w:val="16"/>
+              </w:rPr>
               <w:t>False</w:t>
             </w:r>
           </w:p>
         </w:tc>
         <w:tc>
           <w:tcPr>
-            <w:tcW w:w="5917" w:type="dxa"/>
-            <w:tcBorders>
-              <w:left w:val="single" w:sz="4" w:space="0" w:color="auto"/>
-            </w:tcBorders>
-          </w:tcPr>
-          <w:p>
-            <w:r>
+            <w:tcW w:w="6201" w:type="dxa"/>
+          </w:tcPr>
+          <w:p>
+            <w:pPr>
+              <w:rPr>
+                <w:sz w:val="16"/>
+                <w:szCs w:val="16"/>
+              </w:rPr>
+            </w:pPr>
+            <w:r>
+              <w:rPr>
+                <w:sz w:val="16"/>
+                <w:szCs w:val="16"/>
+              </w:rPr>
               <w:t>Regulatory offence.</w:t>
             </w:r>
           </w:p>
@@ -4424,57 +4653,79 @@
         <w:tc>
           <w:tcPr>
             <w:tcW w:w="3539" w:type="dxa"/>
-            <w:tcBorders>
-              <w:top w:val="nil"/>
-              <w:bottom w:val="nil"/>
-              <w:right w:val="single" w:sz="4" w:space="0" w:color="auto"/>
-            </w:tcBorders>
-          </w:tcPr>
-          <w:p>
-            <w:r>
+          </w:tcPr>
+          <w:p>
+            <w:pPr>
+              <w:rPr>
+                <w:sz w:val="16"/>
+                <w:szCs w:val="16"/>
+              </w:rPr>
+            </w:pPr>
+            <w:r>
+              <w:rPr>
+                <w:sz w:val="16"/>
+                <w:szCs w:val="16"/>
+              </w:rPr>
               <w:t>Homicide</w:t>
             </w:r>
           </w:p>
         </w:tc>
         <w:tc>
           <w:tcPr>
-            <w:tcW w:w="2693" w:type="dxa"/>
-            <w:tcBorders>
-              <w:left w:val="single" w:sz="4" w:space="0" w:color="auto"/>
-              <w:right w:val="single" w:sz="4" w:space="0" w:color="auto"/>
-            </w:tcBorders>
-          </w:tcPr>
-          <w:p>
-            <w:r>
+            <w:tcW w:w="2268" w:type="dxa"/>
+          </w:tcPr>
+          <w:p>
+            <w:pPr>
+              <w:rPr>
+                <w:sz w:val="16"/>
+                <w:szCs w:val="16"/>
+              </w:rPr>
+            </w:pPr>
+            <w:r>
+              <w:rPr>
+                <w:sz w:val="16"/>
+                <w:szCs w:val="16"/>
+              </w:rPr>
               <w:t>High</w:t>
             </w:r>
           </w:p>
         </w:tc>
         <w:tc>
           <w:tcPr>
-            <w:tcW w:w="993" w:type="dxa"/>
-            <w:tcBorders>
-              <w:top w:val="nil"/>
-              <w:left w:val="single" w:sz="4" w:space="0" w:color="auto"/>
-              <w:bottom w:val="nil"/>
-              <w:right w:val="single" w:sz="4" w:space="0" w:color="auto"/>
-            </w:tcBorders>
-          </w:tcPr>
-          <w:p>
-            <w:r>
+            <w:tcW w:w="1134" w:type="dxa"/>
+          </w:tcPr>
+          <w:p>
+            <w:pPr>
+              <w:rPr>
+                <w:sz w:val="16"/>
+                <w:szCs w:val="16"/>
+              </w:rPr>
+            </w:pPr>
+            <w:r>
+              <w:rPr>
+                <w:sz w:val="16"/>
+                <w:szCs w:val="16"/>
+              </w:rPr>
               <w:t>True</w:t>
             </w:r>
           </w:p>
         </w:tc>
         <w:tc>
           <w:tcPr>
-            <w:tcW w:w="5917" w:type="dxa"/>
-            <w:tcBorders>
-              <w:left w:val="single" w:sz="4" w:space="0" w:color="auto"/>
-            </w:tcBorders>
-          </w:tcPr>
-          <w:p>
-            <w:r>
+            <w:tcW w:w="6201" w:type="dxa"/>
+          </w:tcPr>
+          <w:p>
+            <w:pPr>
+              <w:rPr>
+                <w:sz w:val="16"/>
+                <w:szCs w:val="16"/>
+              </w:rPr>
+            </w:pPr>
+            <w:r>
+              <w:rPr>
+                <w:sz w:val="16"/>
+                <w:szCs w:val="16"/>
+              </w:rPr>
               <w:t>Most severe offence.</w:t>
             </w:r>
           </w:p>
@@ -4484,57 +4735,79 @@
         <w:tc>
           <w:tcPr>
             <w:tcW w:w="3539" w:type="dxa"/>
-            <w:tcBorders>
-              <w:top w:val="nil"/>
-              <w:bottom w:val="nil"/>
-              <w:right w:val="single" w:sz="4" w:space="0" w:color="auto"/>
-            </w:tcBorders>
-          </w:tcPr>
-          <w:p>
-            <w:r>
+          </w:tcPr>
+          <w:p>
+            <w:pPr>
+              <w:rPr>
+                <w:sz w:val="16"/>
+                <w:szCs w:val="16"/>
+              </w:rPr>
+            </w:pPr>
+            <w:r>
+              <w:rPr>
+                <w:sz w:val="16"/>
+                <w:szCs w:val="16"/>
+              </w:rPr>
               <w:t>Human Tracking</w:t>
             </w:r>
           </w:p>
         </w:tc>
         <w:tc>
           <w:tcPr>
-            <w:tcW w:w="2693" w:type="dxa"/>
-            <w:tcBorders>
-              <w:left w:val="single" w:sz="4" w:space="0" w:color="auto"/>
-              <w:right w:val="single" w:sz="4" w:space="0" w:color="auto"/>
-            </w:tcBorders>
-          </w:tcPr>
-          <w:p>
-            <w:r>
+            <w:tcW w:w="2268" w:type="dxa"/>
+          </w:tcPr>
+          <w:p>
+            <w:pPr>
+              <w:rPr>
+                <w:sz w:val="16"/>
+                <w:szCs w:val="16"/>
+              </w:rPr>
+            </w:pPr>
+            <w:r>
+              <w:rPr>
+                <w:sz w:val="16"/>
+                <w:szCs w:val="16"/>
+              </w:rPr>
               <w:t>High</w:t>
             </w:r>
           </w:p>
         </w:tc>
         <w:tc>
           <w:tcPr>
-            <w:tcW w:w="993" w:type="dxa"/>
-            <w:tcBorders>
-              <w:top w:val="nil"/>
-              <w:left w:val="single" w:sz="4" w:space="0" w:color="auto"/>
-              <w:bottom w:val="nil"/>
-              <w:right w:val="single" w:sz="4" w:space="0" w:color="auto"/>
-            </w:tcBorders>
-          </w:tcPr>
-          <w:p>
-            <w:r>
+            <w:tcW w:w="1134" w:type="dxa"/>
+          </w:tcPr>
+          <w:p>
+            <w:pPr>
+              <w:rPr>
+                <w:sz w:val="16"/>
+                <w:szCs w:val="16"/>
+              </w:rPr>
+            </w:pPr>
+            <w:r>
+              <w:rPr>
+                <w:sz w:val="16"/>
+                <w:szCs w:val="16"/>
+              </w:rPr>
               <w:t>True</w:t>
             </w:r>
           </w:p>
         </w:tc>
         <w:tc>
           <w:tcPr>
-            <w:tcW w:w="5917" w:type="dxa"/>
-            <w:tcBorders>
-              <w:left w:val="single" w:sz="4" w:space="0" w:color="auto"/>
-            </w:tcBorders>
-          </w:tcPr>
-          <w:p>
-            <w:r>
+            <w:tcW w:w="6201" w:type="dxa"/>
+          </w:tcPr>
+          <w:p>
+            <w:pPr>
+              <w:rPr>
+                <w:sz w:val="16"/>
+                <w:szCs w:val="16"/>
+              </w:rPr>
+            </w:pPr>
+            <w:r>
+              <w:rPr>
+                <w:sz w:val="16"/>
+                <w:szCs w:val="16"/>
+              </w:rPr>
               <w:t>Serious violent exploitation.</w:t>
             </w:r>
           </w:p>
@@ -4544,57 +4817,79 @@
         <w:tc>
           <w:tcPr>
             <w:tcW w:w="3539" w:type="dxa"/>
-            <w:tcBorders>
-              <w:top w:val="nil"/>
-              <w:bottom w:val="nil"/>
-              <w:right w:val="single" w:sz="4" w:space="0" w:color="auto"/>
-            </w:tcBorders>
-          </w:tcPr>
-          <w:p>
-            <w:r>
+          </w:tcPr>
+          <w:p>
+            <w:pPr>
+              <w:rPr>
+                <w:sz w:val="16"/>
+                <w:szCs w:val="16"/>
+              </w:rPr>
+            </w:pPr>
+            <w:r>
+              <w:rPr>
+                <w:sz w:val="16"/>
+                <w:szCs w:val="16"/>
+              </w:rPr>
               <w:t>Interference with Public Officer</w:t>
             </w:r>
           </w:p>
         </w:tc>
         <w:tc>
           <w:tcPr>
-            <w:tcW w:w="2693" w:type="dxa"/>
-            <w:tcBorders>
-              <w:left w:val="single" w:sz="4" w:space="0" w:color="auto"/>
-              <w:right w:val="single" w:sz="4" w:space="0" w:color="auto"/>
-            </w:tcBorders>
-          </w:tcPr>
-          <w:p>
-            <w:r>
+            <w:tcW w:w="2268" w:type="dxa"/>
+          </w:tcPr>
+          <w:p>
+            <w:pPr>
+              <w:rPr>
+                <w:sz w:val="16"/>
+                <w:szCs w:val="16"/>
+              </w:rPr>
+            </w:pPr>
+            <w:r>
+              <w:rPr>
+                <w:sz w:val="16"/>
+                <w:szCs w:val="16"/>
+              </w:rPr>
               <w:t>Medium</w:t>
             </w:r>
           </w:p>
         </w:tc>
         <w:tc>
           <w:tcPr>
-            <w:tcW w:w="993" w:type="dxa"/>
-            <w:tcBorders>
-              <w:top w:val="nil"/>
-              <w:left w:val="single" w:sz="4" w:space="0" w:color="auto"/>
-              <w:bottom w:val="nil"/>
-              <w:right w:val="single" w:sz="4" w:space="0" w:color="auto"/>
-            </w:tcBorders>
-          </w:tcPr>
-          <w:p>
-            <w:r>
+            <w:tcW w:w="1134" w:type="dxa"/>
+          </w:tcPr>
+          <w:p>
+            <w:pPr>
+              <w:rPr>
+                <w:sz w:val="16"/>
+                <w:szCs w:val="16"/>
+              </w:rPr>
+            </w:pPr>
+            <w:r>
+              <w:rPr>
+                <w:sz w:val="16"/>
+                <w:szCs w:val="16"/>
+              </w:rPr>
               <w:t>False</w:t>
             </w:r>
           </w:p>
         </w:tc>
         <w:tc>
           <w:tcPr>
-            <w:tcW w:w="5917" w:type="dxa"/>
-            <w:tcBorders>
-              <w:left w:val="single" w:sz="4" w:space="0" w:color="auto"/>
-            </w:tcBorders>
-          </w:tcPr>
-          <w:p>
-            <w:r>
+            <w:tcW w:w="6201" w:type="dxa"/>
+          </w:tcPr>
+          <w:p>
+            <w:pPr>
+              <w:rPr>
+                <w:sz w:val="16"/>
+                <w:szCs w:val="16"/>
+              </w:rPr>
+            </w:pPr>
+            <w:r>
+              <w:rPr>
+                <w:sz w:val="16"/>
+                <w:szCs w:val="16"/>
+              </w:rPr>
               <w:t>Obstruction of law enforcement.</w:t>
             </w:r>
           </w:p>
@@ -4604,57 +4899,79 @@
         <w:tc>
           <w:tcPr>
             <w:tcW w:w="3539" w:type="dxa"/>
-            <w:tcBorders>
-              <w:top w:val="nil"/>
-              <w:bottom w:val="nil"/>
-              <w:right w:val="single" w:sz="4" w:space="0" w:color="auto"/>
-            </w:tcBorders>
-          </w:tcPr>
-          <w:p>
-            <w:r>
+          </w:tcPr>
+          <w:p>
+            <w:pPr>
+              <w:rPr>
+                <w:sz w:val="16"/>
+                <w:szCs w:val="16"/>
+              </w:rPr>
+            </w:pPr>
+            <w:r>
+              <w:rPr>
+                <w:sz w:val="16"/>
+                <w:szCs w:val="16"/>
+              </w:rPr>
               <w:t>Intimidation</w:t>
             </w:r>
           </w:p>
         </w:tc>
         <w:tc>
           <w:tcPr>
-            <w:tcW w:w="2693" w:type="dxa"/>
-            <w:tcBorders>
-              <w:left w:val="single" w:sz="4" w:space="0" w:color="auto"/>
-              <w:right w:val="single" w:sz="4" w:space="0" w:color="auto"/>
-            </w:tcBorders>
-          </w:tcPr>
-          <w:p>
-            <w:r>
+            <w:tcW w:w="2268" w:type="dxa"/>
+          </w:tcPr>
+          <w:p>
+            <w:pPr>
+              <w:rPr>
+                <w:sz w:val="16"/>
+                <w:szCs w:val="16"/>
+              </w:rPr>
+            </w:pPr>
+            <w:r>
+              <w:rPr>
+                <w:sz w:val="16"/>
+                <w:szCs w:val="16"/>
+              </w:rPr>
               <w:t>Medium</w:t>
             </w:r>
           </w:p>
         </w:tc>
         <w:tc>
           <w:tcPr>
-            <w:tcW w:w="993" w:type="dxa"/>
-            <w:tcBorders>
-              <w:top w:val="nil"/>
-              <w:left w:val="single" w:sz="4" w:space="0" w:color="auto"/>
-              <w:bottom w:val="nil"/>
-              <w:right w:val="single" w:sz="4" w:space="0" w:color="auto"/>
-            </w:tcBorders>
-          </w:tcPr>
-          <w:p>
-            <w:r>
+            <w:tcW w:w="1134" w:type="dxa"/>
+          </w:tcPr>
+          <w:p>
+            <w:pPr>
+              <w:rPr>
+                <w:sz w:val="16"/>
+                <w:szCs w:val="16"/>
+              </w:rPr>
+            </w:pPr>
+            <w:r>
+              <w:rPr>
+                <w:sz w:val="16"/>
+                <w:szCs w:val="16"/>
+              </w:rPr>
               <w:t>True</w:t>
             </w:r>
           </w:p>
         </w:tc>
         <w:tc>
           <w:tcPr>
-            <w:tcW w:w="5917" w:type="dxa"/>
-            <w:tcBorders>
-              <w:left w:val="single" w:sz="4" w:space="0" w:color="auto"/>
-            </w:tcBorders>
-          </w:tcPr>
-          <w:p>
-            <w:r>
+            <w:tcW w:w="6201" w:type="dxa"/>
+          </w:tcPr>
+          <w:p>
+            <w:pPr>
+              <w:rPr>
+                <w:sz w:val="16"/>
+                <w:szCs w:val="16"/>
+              </w:rPr>
+            </w:pPr>
+            <w:r>
+              <w:rPr>
+                <w:sz w:val="16"/>
+                <w:szCs w:val="16"/>
+              </w:rPr>
               <w:t>Threats against a person.</w:t>
             </w:r>
           </w:p>
@@ -4664,57 +4981,80 @@
         <w:tc>
           <w:tcPr>
             <w:tcW w:w="3539" w:type="dxa"/>
-            <w:tcBorders>
-              <w:top w:val="nil"/>
-              <w:bottom w:val="nil"/>
-              <w:right w:val="single" w:sz="4" w:space="0" w:color="auto"/>
-            </w:tcBorders>
-          </w:tcPr>
-          <w:p>
-            <w:r>
+          </w:tcPr>
+          <w:p>
+            <w:pPr>
+              <w:rPr>
+                <w:sz w:val="16"/>
+                <w:szCs w:val="16"/>
+              </w:rPr>
+            </w:pPr>
+            <w:r>
+              <w:rPr>
+                <w:sz w:val="16"/>
+                <w:szCs w:val="16"/>
+              </w:rPr>
+              <w:lastRenderedPageBreak/>
               <w:t>Kidnapping</w:t>
             </w:r>
           </w:p>
         </w:tc>
         <w:tc>
           <w:tcPr>
-            <w:tcW w:w="2693" w:type="dxa"/>
-            <w:tcBorders>
-              <w:left w:val="single" w:sz="4" w:space="0" w:color="auto"/>
-              <w:right w:val="single" w:sz="4" w:space="0" w:color="auto"/>
-            </w:tcBorders>
-          </w:tcPr>
-          <w:p>
-            <w:r>
+            <w:tcW w:w="2268" w:type="dxa"/>
+          </w:tcPr>
+          <w:p>
+            <w:pPr>
+              <w:rPr>
+                <w:sz w:val="16"/>
+                <w:szCs w:val="16"/>
+              </w:rPr>
+            </w:pPr>
+            <w:r>
+              <w:rPr>
+                <w:sz w:val="16"/>
+                <w:szCs w:val="16"/>
+              </w:rPr>
               <w:t>High</w:t>
             </w:r>
           </w:p>
         </w:tc>
         <w:tc>
           <w:tcPr>
-            <w:tcW w:w="993" w:type="dxa"/>
-            <w:tcBorders>
-              <w:top w:val="nil"/>
-              <w:left w:val="single" w:sz="4" w:space="0" w:color="auto"/>
-              <w:bottom w:val="nil"/>
-              <w:right w:val="single" w:sz="4" w:space="0" w:color="auto"/>
-            </w:tcBorders>
-          </w:tcPr>
-          <w:p>
-            <w:r>
+            <w:tcW w:w="1134" w:type="dxa"/>
+          </w:tcPr>
+          <w:p>
+            <w:pPr>
+              <w:rPr>
+                <w:sz w:val="16"/>
+                <w:szCs w:val="16"/>
+              </w:rPr>
+            </w:pPr>
+            <w:r>
+              <w:rPr>
+                <w:sz w:val="16"/>
+                <w:szCs w:val="16"/>
+              </w:rPr>
               <w:t>True</w:t>
             </w:r>
           </w:p>
         </w:tc>
         <w:tc>
           <w:tcPr>
-            <w:tcW w:w="5917" w:type="dxa"/>
-            <w:tcBorders>
-              <w:left w:val="single" w:sz="4" w:space="0" w:color="auto"/>
-            </w:tcBorders>
-          </w:tcPr>
-          <w:p>
-            <w:r>
+            <w:tcW w:w="6201" w:type="dxa"/>
+          </w:tcPr>
+          <w:p>
+            <w:pPr>
+              <w:rPr>
+                <w:sz w:val="16"/>
+                <w:szCs w:val="16"/>
+              </w:rPr>
+            </w:pPr>
+            <w:r>
+              <w:rPr>
+                <w:sz w:val="16"/>
+                <w:szCs w:val="16"/>
+              </w:rPr>
               <w:t>Serious violent offence.</w:t>
             </w:r>
           </w:p>
@@ -4724,57 +5064,79 @@
         <w:tc>
           <w:tcPr>
             <w:tcW w:w="3539" w:type="dxa"/>
-            <w:tcBorders>
-              <w:top w:val="nil"/>
-              <w:bottom w:val="nil"/>
-              <w:right w:val="single" w:sz="4" w:space="0" w:color="auto"/>
-            </w:tcBorders>
-          </w:tcPr>
-          <w:p>
-            <w:r>
+          </w:tcPr>
+          <w:p>
+            <w:pPr>
+              <w:rPr>
+                <w:sz w:val="16"/>
+                <w:szCs w:val="16"/>
+              </w:rPr>
+            </w:pPr>
+            <w:r>
+              <w:rPr>
+                <w:sz w:val="16"/>
+                <w:szCs w:val="16"/>
+              </w:rPr>
               <w:t>Liquor Law Violation</w:t>
             </w:r>
           </w:p>
         </w:tc>
         <w:tc>
           <w:tcPr>
-            <w:tcW w:w="2693" w:type="dxa"/>
-            <w:tcBorders>
-              <w:left w:val="single" w:sz="4" w:space="0" w:color="auto"/>
-              <w:right w:val="single" w:sz="4" w:space="0" w:color="auto"/>
-            </w:tcBorders>
-          </w:tcPr>
-          <w:p>
-            <w:r>
+            <w:tcW w:w="2268" w:type="dxa"/>
+          </w:tcPr>
+          <w:p>
+            <w:pPr>
+              <w:rPr>
+                <w:sz w:val="16"/>
+                <w:szCs w:val="16"/>
+              </w:rPr>
+            </w:pPr>
+            <w:r>
+              <w:rPr>
+                <w:sz w:val="16"/>
+                <w:szCs w:val="16"/>
+              </w:rPr>
               <w:t>Low</w:t>
             </w:r>
           </w:p>
         </w:tc>
         <w:tc>
           <w:tcPr>
-            <w:tcW w:w="993" w:type="dxa"/>
-            <w:tcBorders>
-              <w:top w:val="nil"/>
-              <w:left w:val="single" w:sz="4" w:space="0" w:color="auto"/>
-              <w:bottom w:val="nil"/>
-              <w:right w:val="single" w:sz="4" w:space="0" w:color="auto"/>
-            </w:tcBorders>
-          </w:tcPr>
-          <w:p>
-            <w:r>
+            <w:tcW w:w="1134" w:type="dxa"/>
+          </w:tcPr>
+          <w:p>
+            <w:pPr>
+              <w:rPr>
+                <w:sz w:val="16"/>
+                <w:szCs w:val="16"/>
+              </w:rPr>
+            </w:pPr>
+            <w:r>
+              <w:rPr>
+                <w:sz w:val="16"/>
+                <w:szCs w:val="16"/>
+              </w:rPr>
               <w:t>False</w:t>
             </w:r>
           </w:p>
         </w:tc>
         <w:tc>
           <w:tcPr>
-            <w:tcW w:w="5917" w:type="dxa"/>
-            <w:tcBorders>
-              <w:left w:val="single" w:sz="4" w:space="0" w:color="auto"/>
-            </w:tcBorders>
-          </w:tcPr>
-          <w:p>
-            <w:r>
+            <w:tcW w:w="6201" w:type="dxa"/>
+          </w:tcPr>
+          <w:p>
+            <w:pPr>
+              <w:rPr>
+                <w:sz w:val="16"/>
+                <w:szCs w:val="16"/>
+              </w:rPr>
+            </w:pPr>
+            <w:r>
+              <w:rPr>
+                <w:sz w:val="16"/>
+                <w:szCs w:val="16"/>
+              </w:rPr>
               <w:t>Regulatory offence.</w:t>
             </w:r>
           </w:p>
@@ -4784,57 +5146,79 @@
         <w:tc>
           <w:tcPr>
             <w:tcW w:w="3539" w:type="dxa"/>
-            <w:tcBorders>
-              <w:top w:val="nil"/>
-              <w:bottom w:val="nil"/>
-              <w:right w:val="single" w:sz="4" w:space="0" w:color="auto"/>
-            </w:tcBorders>
-          </w:tcPr>
-          <w:p>
-            <w:r>
+          </w:tcPr>
+          <w:p>
+            <w:pPr>
+              <w:rPr>
+                <w:sz w:val="16"/>
+                <w:szCs w:val="16"/>
+              </w:rPr>
+            </w:pPr>
+            <w:r>
+              <w:rPr>
+                <w:sz w:val="16"/>
+                <w:szCs w:val="16"/>
+              </w:rPr>
               <w:t>Motor Vehicle Theft</w:t>
             </w:r>
           </w:p>
         </w:tc>
         <w:tc>
           <w:tcPr>
-            <w:tcW w:w="2693" w:type="dxa"/>
-            <w:tcBorders>
-              <w:left w:val="single" w:sz="4" w:space="0" w:color="auto"/>
-              <w:right w:val="single" w:sz="4" w:space="0" w:color="auto"/>
-            </w:tcBorders>
-          </w:tcPr>
-          <w:p>
-            <w:r>
+            <w:tcW w:w="2268" w:type="dxa"/>
+          </w:tcPr>
+          <w:p>
+            <w:pPr>
+              <w:rPr>
+                <w:sz w:val="16"/>
+                <w:szCs w:val="16"/>
+              </w:rPr>
+            </w:pPr>
+            <w:r>
+              <w:rPr>
+                <w:sz w:val="16"/>
+                <w:szCs w:val="16"/>
+              </w:rPr>
               <w:t>Medium</w:t>
             </w:r>
           </w:p>
         </w:tc>
         <w:tc>
           <w:tcPr>
-            <w:tcW w:w="993" w:type="dxa"/>
-            <w:tcBorders>
-              <w:top w:val="nil"/>
-              <w:left w:val="single" w:sz="4" w:space="0" w:color="auto"/>
-              <w:bottom w:val="nil"/>
-              <w:right w:val="single" w:sz="4" w:space="0" w:color="auto"/>
-            </w:tcBorders>
-          </w:tcPr>
-          <w:p>
-            <w:r>
+            <w:tcW w:w="1134" w:type="dxa"/>
+          </w:tcPr>
+          <w:p>
+            <w:pPr>
+              <w:rPr>
+                <w:sz w:val="16"/>
+                <w:szCs w:val="16"/>
+              </w:rPr>
+            </w:pPr>
+            <w:r>
+              <w:rPr>
+                <w:sz w:val="16"/>
+                <w:szCs w:val="16"/>
+              </w:rPr>
               <w:t>False</w:t>
             </w:r>
           </w:p>
         </w:tc>
         <w:tc>
           <w:tcPr>
-            <w:tcW w:w="5917" w:type="dxa"/>
-            <w:tcBorders>
-              <w:left w:val="single" w:sz="4" w:space="0" w:color="auto"/>
-            </w:tcBorders>
-          </w:tcPr>
-          <w:p>
-            <w:r>
+            <w:tcW w:w="6201" w:type="dxa"/>
+          </w:tcPr>
+          <w:p>
+            <w:pPr>
+              <w:rPr>
+                <w:sz w:val="16"/>
+                <w:szCs w:val="16"/>
+              </w:rPr>
+            </w:pPr>
+            <w:r>
+              <w:rPr>
+                <w:sz w:val="16"/>
+                <w:szCs w:val="16"/>
+              </w:rPr>
               <w:t>Serious property damage.</w:t>
             </w:r>
           </w:p>
@@ -4844,57 +5228,79 @@
         <w:tc>
           <w:tcPr>
             <w:tcW w:w="3539" w:type="dxa"/>
-            <w:tcBorders>
-              <w:top w:val="nil"/>
-              <w:bottom w:val="nil"/>
-              <w:right w:val="single" w:sz="4" w:space="0" w:color="auto"/>
-            </w:tcBorders>
-          </w:tcPr>
-          <w:p>
-            <w:r>
+          </w:tcPr>
+          <w:p>
+            <w:pPr>
+              <w:rPr>
+                <w:sz w:val="16"/>
+                <w:szCs w:val="16"/>
+              </w:rPr>
+            </w:pPr>
+            <w:r>
+              <w:rPr>
+                <w:sz w:val="16"/>
+                <w:szCs w:val="16"/>
+              </w:rPr>
               <w:t>Narcotics</w:t>
             </w:r>
           </w:p>
         </w:tc>
         <w:tc>
           <w:tcPr>
-            <w:tcW w:w="2693" w:type="dxa"/>
-            <w:tcBorders>
-              <w:left w:val="single" w:sz="4" w:space="0" w:color="auto"/>
-              <w:right w:val="single" w:sz="4" w:space="0" w:color="auto"/>
-            </w:tcBorders>
-          </w:tcPr>
-          <w:p>
-            <w:r>
+            <w:tcW w:w="2268" w:type="dxa"/>
+          </w:tcPr>
+          <w:p>
+            <w:pPr>
+              <w:rPr>
+                <w:sz w:val="16"/>
+                <w:szCs w:val="16"/>
+              </w:rPr>
+            </w:pPr>
+            <w:r>
+              <w:rPr>
+                <w:sz w:val="16"/>
+                <w:szCs w:val="16"/>
+              </w:rPr>
               <w:t>Medium</w:t>
             </w:r>
           </w:p>
         </w:tc>
         <w:tc>
           <w:tcPr>
-            <w:tcW w:w="993" w:type="dxa"/>
-            <w:tcBorders>
-              <w:top w:val="nil"/>
-              <w:left w:val="single" w:sz="4" w:space="0" w:color="auto"/>
-              <w:bottom w:val="nil"/>
-              <w:right w:val="single" w:sz="4" w:space="0" w:color="auto"/>
-            </w:tcBorders>
-          </w:tcPr>
-          <w:p>
-            <w:r>
+            <w:tcW w:w="1134" w:type="dxa"/>
+          </w:tcPr>
+          <w:p>
+            <w:pPr>
+              <w:rPr>
+                <w:sz w:val="16"/>
+                <w:szCs w:val="16"/>
+              </w:rPr>
+            </w:pPr>
+            <w:r>
+              <w:rPr>
+                <w:sz w:val="16"/>
+                <w:szCs w:val="16"/>
+              </w:rPr>
               <w:t>False</w:t>
             </w:r>
           </w:p>
         </w:tc>
         <w:tc>
           <w:tcPr>
-            <w:tcW w:w="5917" w:type="dxa"/>
-            <w:tcBorders>
-              <w:left w:val="single" w:sz="4" w:space="0" w:color="auto"/>
-            </w:tcBorders>
-          </w:tcPr>
-          <w:p>
-            <w:r>
+            <w:tcW w:w="6201" w:type="dxa"/>
+          </w:tcPr>
+          <w:p>
+            <w:pPr>
+              <w:rPr>
+                <w:sz w:val="16"/>
+                <w:szCs w:val="16"/>
+              </w:rPr>
+            </w:pPr>
+            <w:r>
+              <w:rPr>
+                <w:sz w:val="16"/>
+                <w:szCs w:val="16"/>
+              </w:rPr>
               <w:t>Drug-related offence.</w:t>
             </w:r>
           </w:p>
@@ -4904,57 +5310,79 @@
         <w:tc>
           <w:tcPr>
             <w:tcW w:w="3539" w:type="dxa"/>
-            <w:tcBorders>
-              <w:top w:val="nil"/>
-              <w:bottom w:val="nil"/>
-              <w:right w:val="single" w:sz="4" w:space="0" w:color="auto"/>
-            </w:tcBorders>
-          </w:tcPr>
-          <w:p>
-            <w:r>
+          </w:tcPr>
+          <w:p>
+            <w:pPr>
+              <w:rPr>
+                <w:sz w:val="16"/>
+                <w:szCs w:val="16"/>
+              </w:rPr>
+            </w:pPr>
+            <w:r>
+              <w:rPr>
+                <w:sz w:val="16"/>
+                <w:szCs w:val="16"/>
+              </w:rPr>
               <w:t>Non-Criminal</w:t>
             </w:r>
           </w:p>
         </w:tc>
         <w:tc>
           <w:tcPr>
-            <w:tcW w:w="2693" w:type="dxa"/>
-            <w:tcBorders>
-              <w:left w:val="single" w:sz="4" w:space="0" w:color="auto"/>
-              <w:right w:val="single" w:sz="4" w:space="0" w:color="auto"/>
-            </w:tcBorders>
-          </w:tcPr>
-          <w:p>
-            <w:r>
+            <w:tcW w:w="2268" w:type="dxa"/>
+          </w:tcPr>
+          <w:p>
+            <w:pPr>
+              <w:rPr>
+                <w:sz w:val="16"/>
+                <w:szCs w:val="16"/>
+              </w:rPr>
+            </w:pPr>
+            <w:r>
+              <w:rPr>
+                <w:sz w:val="16"/>
+                <w:szCs w:val="16"/>
+              </w:rPr>
               <w:t>Low</w:t>
             </w:r>
           </w:p>
         </w:tc>
         <w:tc>
           <w:tcPr>
-            <w:tcW w:w="993" w:type="dxa"/>
-            <w:tcBorders>
-              <w:top w:val="nil"/>
-              <w:left w:val="single" w:sz="4" w:space="0" w:color="auto"/>
-              <w:bottom w:val="nil"/>
-              <w:right w:val="single" w:sz="4" w:space="0" w:color="auto"/>
-            </w:tcBorders>
-          </w:tcPr>
-          <w:p>
-            <w:r>
+            <w:tcW w:w="1134" w:type="dxa"/>
+          </w:tcPr>
+          <w:p>
+            <w:pPr>
+              <w:rPr>
+                <w:sz w:val="16"/>
+                <w:szCs w:val="16"/>
+              </w:rPr>
+            </w:pPr>
+            <w:r>
+              <w:rPr>
+                <w:sz w:val="16"/>
+                <w:szCs w:val="16"/>
+              </w:rPr>
               <w:t>False</w:t>
             </w:r>
           </w:p>
         </w:tc>
         <w:tc>
           <w:tcPr>
-            <w:tcW w:w="5917" w:type="dxa"/>
-            <w:tcBorders>
-              <w:left w:val="single" w:sz="4" w:space="0" w:color="auto"/>
-            </w:tcBorders>
-          </w:tcPr>
-          <w:p>
-            <w:r>
+            <w:tcW w:w="6201" w:type="dxa"/>
+          </w:tcPr>
+          <w:p>
+            <w:pPr>
+              <w:rPr>
+                <w:sz w:val="16"/>
+                <w:szCs w:val="16"/>
+              </w:rPr>
+            </w:pPr>
+            <w:r>
+              <w:rPr>
+                <w:sz w:val="16"/>
+                <w:szCs w:val="16"/>
+              </w:rPr>
               <w:t>Administrative / non-criminal.</w:t>
             </w:r>
           </w:p>
@@ -4964,57 +5392,79 @@
         <w:tc>
           <w:tcPr>
             <w:tcW w:w="3539" w:type="dxa"/>
-            <w:tcBorders>
-              <w:top w:val="nil"/>
-              <w:bottom w:val="nil"/>
-              <w:right w:val="single" w:sz="4" w:space="0" w:color="auto"/>
-            </w:tcBorders>
-          </w:tcPr>
-          <w:p>
-            <w:r>
+          </w:tcPr>
+          <w:p>
+            <w:pPr>
+              <w:rPr>
+                <w:sz w:val="16"/>
+                <w:szCs w:val="16"/>
+              </w:rPr>
+            </w:pPr>
+            <w:r>
+              <w:rPr>
+                <w:sz w:val="16"/>
+                <w:szCs w:val="16"/>
+              </w:rPr>
               <w:t>Obscenity</w:t>
             </w:r>
           </w:p>
         </w:tc>
         <w:tc>
           <w:tcPr>
-            <w:tcW w:w="2693" w:type="dxa"/>
-            <w:tcBorders>
-              <w:left w:val="single" w:sz="4" w:space="0" w:color="auto"/>
-              <w:right w:val="single" w:sz="4" w:space="0" w:color="auto"/>
-            </w:tcBorders>
-          </w:tcPr>
-          <w:p>
-            <w:r>
+            <w:tcW w:w="2268" w:type="dxa"/>
+          </w:tcPr>
+          <w:p>
+            <w:pPr>
+              <w:rPr>
+                <w:sz w:val="16"/>
+                <w:szCs w:val="16"/>
+              </w:rPr>
+            </w:pPr>
+            <w:r>
+              <w:rPr>
+                <w:sz w:val="16"/>
+                <w:szCs w:val="16"/>
+              </w:rPr>
               <w:t>Low</w:t>
             </w:r>
           </w:p>
         </w:tc>
         <w:tc>
           <w:tcPr>
-            <w:tcW w:w="993" w:type="dxa"/>
-            <w:tcBorders>
-              <w:top w:val="nil"/>
-              <w:left w:val="single" w:sz="4" w:space="0" w:color="auto"/>
-              <w:bottom w:val="nil"/>
-              <w:right w:val="single" w:sz="4" w:space="0" w:color="auto"/>
-            </w:tcBorders>
-          </w:tcPr>
-          <w:p>
-            <w:r>
+            <w:tcW w:w="1134" w:type="dxa"/>
+          </w:tcPr>
+          <w:p>
+            <w:pPr>
+              <w:rPr>
+                <w:sz w:val="16"/>
+                <w:szCs w:val="16"/>
+              </w:rPr>
+            </w:pPr>
+            <w:r>
+              <w:rPr>
+                <w:sz w:val="16"/>
+                <w:szCs w:val="16"/>
+              </w:rPr>
               <w:t>False</w:t>
             </w:r>
           </w:p>
         </w:tc>
         <w:tc>
           <w:tcPr>
-            <w:tcW w:w="5917" w:type="dxa"/>
-            <w:tcBorders>
-              <w:left w:val="single" w:sz="4" w:space="0" w:color="auto"/>
-            </w:tcBorders>
-          </w:tcPr>
-          <w:p>
-            <w:r>
+            <w:tcW w:w="6201" w:type="dxa"/>
+          </w:tcPr>
+          <w:p>
+            <w:pPr>
+              <w:rPr>
+                <w:sz w:val="16"/>
+                <w:szCs w:val="16"/>
+              </w:rPr>
+            </w:pPr>
+            <w:r>
+              <w:rPr>
+                <w:sz w:val="16"/>
+                <w:szCs w:val="16"/>
+              </w:rPr>
               <w:t>Public morality offence.</w:t>
             </w:r>
           </w:p>
@@ -5024,57 +5474,79 @@
         <w:tc>
           <w:tcPr>
             <w:tcW w:w="3539" w:type="dxa"/>
-            <w:tcBorders>
-              <w:top w:val="nil"/>
-              <w:bottom w:val="nil"/>
-              <w:right w:val="single" w:sz="4" w:space="0" w:color="auto"/>
-            </w:tcBorders>
-          </w:tcPr>
-          <w:p>
-            <w:r>
+          </w:tcPr>
+          <w:p>
+            <w:pPr>
+              <w:rPr>
+                <w:sz w:val="16"/>
+                <w:szCs w:val="16"/>
+              </w:rPr>
+            </w:pPr>
+            <w:r>
+              <w:rPr>
+                <w:sz w:val="16"/>
+                <w:szCs w:val="16"/>
+              </w:rPr>
               <w:t>Offense Involving Children</w:t>
             </w:r>
           </w:p>
         </w:tc>
         <w:tc>
           <w:tcPr>
-            <w:tcW w:w="2693" w:type="dxa"/>
-            <w:tcBorders>
-              <w:left w:val="single" w:sz="4" w:space="0" w:color="auto"/>
-              <w:right w:val="single" w:sz="4" w:space="0" w:color="auto"/>
-            </w:tcBorders>
-          </w:tcPr>
-          <w:p>
-            <w:r>
+            <w:tcW w:w="2268" w:type="dxa"/>
+          </w:tcPr>
+          <w:p>
+            <w:pPr>
+              <w:rPr>
+                <w:sz w:val="16"/>
+                <w:szCs w:val="16"/>
+              </w:rPr>
+            </w:pPr>
+            <w:r>
+              <w:rPr>
+                <w:sz w:val="16"/>
+                <w:szCs w:val="16"/>
+              </w:rPr>
               <w:t>High</w:t>
             </w:r>
           </w:p>
         </w:tc>
         <w:tc>
           <w:tcPr>
-            <w:tcW w:w="993" w:type="dxa"/>
-            <w:tcBorders>
-              <w:top w:val="nil"/>
-              <w:left w:val="single" w:sz="4" w:space="0" w:color="auto"/>
-              <w:bottom w:val="nil"/>
-              <w:right w:val="single" w:sz="4" w:space="0" w:color="auto"/>
-            </w:tcBorders>
-          </w:tcPr>
-          <w:p>
-            <w:r>
+            <w:tcW w:w="1134" w:type="dxa"/>
+          </w:tcPr>
+          <w:p>
+            <w:pPr>
+              <w:rPr>
+                <w:sz w:val="16"/>
+                <w:szCs w:val="16"/>
+              </w:rPr>
+            </w:pPr>
+            <w:r>
+              <w:rPr>
+                <w:sz w:val="16"/>
+                <w:szCs w:val="16"/>
+              </w:rPr>
               <w:t>True</w:t>
             </w:r>
           </w:p>
         </w:tc>
         <w:tc>
           <w:tcPr>
-            <w:tcW w:w="5917" w:type="dxa"/>
-            <w:tcBorders>
-              <w:left w:val="single" w:sz="4" w:space="0" w:color="auto"/>
-            </w:tcBorders>
-          </w:tcPr>
-          <w:p>
-            <w:r>
+            <w:tcW w:w="6201" w:type="dxa"/>
+          </w:tcPr>
+          <w:p>
+            <w:pPr>
+              <w:rPr>
+                <w:sz w:val="16"/>
+                <w:szCs w:val="16"/>
+              </w:rPr>
+            </w:pPr>
+            <w:r>
+              <w:rPr>
+                <w:sz w:val="16"/>
+                <w:szCs w:val="16"/>
+              </w:rPr>
               <w:t>Offence involving vulnerable victims.</w:t>
             </w:r>
           </w:p>
@@ -5084,60 +5556,86 @@
         <w:tc>
           <w:tcPr>
             <w:tcW w:w="3539" w:type="dxa"/>
-            <w:tcBorders>
-              <w:top w:val="nil"/>
-              <w:bottom w:val="nil"/>
-              <w:right w:val="single" w:sz="4" w:space="0" w:color="auto"/>
-            </w:tcBorders>
-          </w:tcPr>
-          <w:p>
-            <w:r>
+          </w:tcPr>
+          <w:p>
+            <w:pPr>
+              <w:rPr>
+                <w:sz w:val="16"/>
+                <w:szCs w:val="16"/>
+              </w:rPr>
+            </w:pPr>
+            <w:r>
+              <w:rPr>
+                <w:sz w:val="16"/>
+                <w:szCs w:val="16"/>
+              </w:rPr>
               <w:t>Other Narcotic Violation</w:t>
             </w:r>
           </w:p>
         </w:tc>
         <w:tc>
           <w:tcPr>
-            <w:tcW w:w="2693" w:type="dxa"/>
-            <w:tcBorders>
-              <w:left w:val="single" w:sz="4" w:space="0" w:color="auto"/>
-              <w:right w:val="single" w:sz="4" w:space="0" w:color="auto"/>
-            </w:tcBorders>
-          </w:tcPr>
-          <w:p>
-            <w:r>
+            <w:tcW w:w="2268" w:type="dxa"/>
+          </w:tcPr>
+          <w:p>
+            <w:pPr>
+              <w:rPr>
+                <w:sz w:val="16"/>
+                <w:szCs w:val="16"/>
+              </w:rPr>
+            </w:pPr>
+            <w:r>
+              <w:rPr>
+                <w:sz w:val="16"/>
+                <w:szCs w:val="16"/>
+              </w:rPr>
               <w:t>Me</w:t>
             </w:r>
             <w:r>
+              <w:rPr>
+                <w:sz w:val="16"/>
+                <w:szCs w:val="16"/>
+              </w:rPr>
               <w:t>dium</w:t>
             </w:r>
           </w:p>
         </w:tc>
         <w:tc>
           <w:tcPr>
-            <w:tcW w:w="993" w:type="dxa"/>
-            <w:tcBorders>
-              <w:top w:val="nil"/>
-              <w:left w:val="single" w:sz="4" w:space="0" w:color="auto"/>
-              <w:bottom w:val="nil"/>
-              <w:right w:val="single" w:sz="4" w:space="0" w:color="auto"/>
-            </w:tcBorders>
-          </w:tcPr>
-          <w:p>
-            <w:r>
+            <w:tcW w:w="1134" w:type="dxa"/>
+          </w:tcPr>
+          <w:p>
+            <w:pPr>
+              <w:rPr>
+                <w:sz w:val="16"/>
+                <w:szCs w:val="16"/>
+              </w:rPr>
+            </w:pPr>
+            <w:r>
+              <w:rPr>
+                <w:sz w:val="16"/>
+                <w:szCs w:val="16"/>
+              </w:rPr>
               <w:t>False</w:t>
             </w:r>
           </w:p>
         </w:tc>
         <w:tc>
           <w:tcPr>
-            <w:tcW w:w="5917" w:type="dxa"/>
-            <w:tcBorders>
-              <w:left w:val="single" w:sz="4" w:space="0" w:color="auto"/>
-            </w:tcBorders>
-          </w:tcPr>
-          <w:p>
-            <w:r>
+            <w:tcW w:w="6201" w:type="dxa"/>
+          </w:tcPr>
+          <w:p>
+            <w:pPr>
+              <w:rPr>
+                <w:sz w:val="16"/>
+                <w:szCs w:val="16"/>
+              </w:rPr>
+            </w:pPr>
+            <w:r>
+              <w:rPr>
+                <w:sz w:val="16"/>
+                <w:szCs w:val="16"/>
+              </w:rPr>
               <w:t>Drug-related offence.</w:t>
             </w:r>
           </w:p>
@@ -5147,57 +5645,79 @@
         <w:tc>
           <w:tcPr>
             <w:tcW w:w="3539" w:type="dxa"/>
-            <w:tcBorders>
-              <w:top w:val="nil"/>
-              <w:bottom w:val="nil"/>
-              <w:right w:val="single" w:sz="4" w:space="0" w:color="auto"/>
-            </w:tcBorders>
-          </w:tcPr>
-          <w:p>
-            <w:r>
+          </w:tcPr>
+          <w:p>
+            <w:pPr>
+              <w:rPr>
+                <w:sz w:val="16"/>
+                <w:szCs w:val="16"/>
+              </w:rPr>
+            </w:pPr>
+            <w:r>
+              <w:rPr>
+                <w:sz w:val="16"/>
+                <w:szCs w:val="16"/>
+              </w:rPr>
               <w:t>Other Offense</w:t>
             </w:r>
           </w:p>
         </w:tc>
         <w:tc>
           <w:tcPr>
-            <w:tcW w:w="2693" w:type="dxa"/>
-            <w:tcBorders>
-              <w:left w:val="single" w:sz="4" w:space="0" w:color="auto"/>
-              <w:right w:val="single" w:sz="4" w:space="0" w:color="auto"/>
-            </w:tcBorders>
-          </w:tcPr>
-          <w:p>
-            <w:r>
+            <w:tcW w:w="2268" w:type="dxa"/>
+          </w:tcPr>
+          <w:p>
+            <w:pPr>
+              <w:rPr>
+                <w:sz w:val="16"/>
+                <w:szCs w:val="16"/>
+              </w:rPr>
+            </w:pPr>
+            <w:r>
+              <w:rPr>
+                <w:sz w:val="16"/>
+                <w:szCs w:val="16"/>
+              </w:rPr>
               <w:t>Low</w:t>
             </w:r>
           </w:p>
         </w:tc>
         <w:tc>
           <w:tcPr>
-            <w:tcW w:w="993" w:type="dxa"/>
-            <w:tcBorders>
-              <w:top w:val="nil"/>
-              <w:left w:val="single" w:sz="4" w:space="0" w:color="auto"/>
-              <w:bottom w:val="nil"/>
-              <w:right w:val="single" w:sz="4" w:space="0" w:color="auto"/>
-            </w:tcBorders>
-          </w:tcPr>
-          <w:p>
-            <w:r>
+            <w:tcW w:w="1134" w:type="dxa"/>
+          </w:tcPr>
+          <w:p>
+            <w:pPr>
+              <w:rPr>
+                <w:sz w:val="16"/>
+                <w:szCs w:val="16"/>
+              </w:rPr>
+            </w:pPr>
+            <w:r>
+              <w:rPr>
+                <w:sz w:val="16"/>
+                <w:szCs w:val="16"/>
+              </w:rPr>
               <w:t>False</w:t>
             </w:r>
           </w:p>
         </w:tc>
         <w:tc>
           <w:tcPr>
-            <w:tcW w:w="5917" w:type="dxa"/>
-            <w:tcBorders>
-              <w:left w:val="single" w:sz="4" w:space="0" w:color="auto"/>
-            </w:tcBorders>
-          </w:tcPr>
-          <w:p>
-            <w:r>
+            <w:tcW w:w="6201" w:type="dxa"/>
+          </w:tcPr>
+          <w:p>
+            <w:pPr>
+              <w:rPr>
+                <w:sz w:val="16"/>
+                <w:szCs w:val="16"/>
+              </w:rPr>
+            </w:pPr>
+            <w:r>
+              <w:rPr>
+                <w:sz w:val="16"/>
+                <w:szCs w:val="16"/>
+              </w:rPr>
               <w:t>Catch-all category for difficult to class cases.</w:t>
             </w:r>
           </w:p>
@@ -5207,57 +5727,79 @@
         <w:tc>
           <w:tcPr>
             <w:tcW w:w="3539" w:type="dxa"/>
-            <w:tcBorders>
-              <w:top w:val="nil"/>
-              <w:bottom w:val="nil"/>
-              <w:right w:val="single" w:sz="4" w:space="0" w:color="auto"/>
-            </w:tcBorders>
-          </w:tcPr>
-          <w:p>
-            <w:r>
+          </w:tcPr>
+          <w:p>
+            <w:pPr>
+              <w:rPr>
+                <w:sz w:val="16"/>
+                <w:szCs w:val="16"/>
+              </w:rPr>
+            </w:pPr>
+            <w:r>
+              <w:rPr>
+                <w:sz w:val="16"/>
+                <w:szCs w:val="16"/>
+              </w:rPr>
               <w:t>Prostitution</w:t>
             </w:r>
           </w:p>
         </w:tc>
         <w:tc>
           <w:tcPr>
-            <w:tcW w:w="2693" w:type="dxa"/>
-            <w:tcBorders>
-              <w:left w:val="single" w:sz="4" w:space="0" w:color="auto"/>
-              <w:right w:val="single" w:sz="4" w:space="0" w:color="auto"/>
-            </w:tcBorders>
-          </w:tcPr>
-          <w:p>
-            <w:r>
+            <w:tcW w:w="2268" w:type="dxa"/>
+          </w:tcPr>
+          <w:p>
+            <w:pPr>
+              <w:rPr>
+                <w:sz w:val="16"/>
+                <w:szCs w:val="16"/>
+              </w:rPr>
+            </w:pPr>
+            <w:r>
+              <w:rPr>
+                <w:sz w:val="16"/>
+                <w:szCs w:val="16"/>
+              </w:rPr>
               <w:t>Low</w:t>
             </w:r>
           </w:p>
         </w:tc>
         <w:tc>
           <w:tcPr>
-            <w:tcW w:w="993" w:type="dxa"/>
-            <w:tcBorders>
-              <w:top w:val="nil"/>
-              <w:left w:val="single" w:sz="4" w:space="0" w:color="auto"/>
-              <w:bottom w:val="nil"/>
-              <w:right w:val="single" w:sz="4" w:space="0" w:color="auto"/>
-            </w:tcBorders>
-          </w:tcPr>
-          <w:p>
-            <w:r>
+            <w:tcW w:w="1134" w:type="dxa"/>
+          </w:tcPr>
+          <w:p>
+            <w:pPr>
+              <w:rPr>
+                <w:sz w:val="16"/>
+                <w:szCs w:val="16"/>
+              </w:rPr>
+            </w:pPr>
+            <w:r>
+              <w:rPr>
+                <w:sz w:val="16"/>
+                <w:szCs w:val="16"/>
+              </w:rPr>
               <w:t>False</w:t>
             </w:r>
           </w:p>
         </w:tc>
         <w:tc>
           <w:tcPr>
-            <w:tcW w:w="5917" w:type="dxa"/>
-            <w:tcBorders>
-              <w:left w:val="single" w:sz="4" w:space="0" w:color="auto"/>
-            </w:tcBorders>
-          </w:tcPr>
-          <w:p>
-            <w:r>
+            <w:tcW w:w="6201" w:type="dxa"/>
+          </w:tcPr>
+          <w:p>
+            <w:pPr>
+              <w:rPr>
+                <w:sz w:val="16"/>
+                <w:szCs w:val="16"/>
+              </w:rPr>
+            </w:pPr>
+            <w:r>
+              <w:rPr>
+                <w:sz w:val="16"/>
+                <w:szCs w:val="16"/>
+              </w:rPr>
               <w:t>Non-violent classification.</w:t>
             </w:r>
           </w:p>
@@ -5267,57 +5809,79 @@
         <w:tc>
           <w:tcPr>
             <w:tcW w:w="3539" w:type="dxa"/>
-            <w:tcBorders>
-              <w:top w:val="nil"/>
-              <w:bottom w:val="nil"/>
-              <w:right w:val="single" w:sz="4" w:space="0" w:color="auto"/>
-            </w:tcBorders>
-          </w:tcPr>
-          <w:p>
-            <w:r>
+          </w:tcPr>
+          <w:p>
+            <w:pPr>
+              <w:rPr>
+                <w:sz w:val="16"/>
+                <w:szCs w:val="16"/>
+              </w:rPr>
+            </w:pPr>
+            <w:r>
+              <w:rPr>
+                <w:sz w:val="16"/>
+                <w:szCs w:val="16"/>
+              </w:rPr>
               <w:t>Public Indecency</w:t>
             </w:r>
           </w:p>
         </w:tc>
         <w:tc>
           <w:tcPr>
-            <w:tcW w:w="2693" w:type="dxa"/>
-            <w:tcBorders>
-              <w:left w:val="single" w:sz="4" w:space="0" w:color="auto"/>
-              <w:right w:val="single" w:sz="4" w:space="0" w:color="auto"/>
-            </w:tcBorders>
-          </w:tcPr>
-          <w:p>
-            <w:r>
+            <w:tcW w:w="2268" w:type="dxa"/>
+          </w:tcPr>
+          <w:p>
+            <w:pPr>
+              <w:rPr>
+                <w:sz w:val="16"/>
+                <w:szCs w:val="16"/>
+              </w:rPr>
+            </w:pPr>
+            <w:r>
+              <w:rPr>
+                <w:sz w:val="16"/>
+                <w:szCs w:val="16"/>
+              </w:rPr>
               <w:t>Low</w:t>
             </w:r>
           </w:p>
         </w:tc>
         <w:tc>
           <w:tcPr>
-            <w:tcW w:w="993" w:type="dxa"/>
-            <w:tcBorders>
-              <w:top w:val="nil"/>
-              <w:left w:val="single" w:sz="4" w:space="0" w:color="auto"/>
-              <w:bottom w:val="nil"/>
-              <w:right w:val="single" w:sz="4" w:space="0" w:color="auto"/>
-            </w:tcBorders>
-          </w:tcPr>
-          <w:p>
-            <w:r>
+            <w:tcW w:w="1134" w:type="dxa"/>
+          </w:tcPr>
+          <w:p>
+            <w:pPr>
+              <w:rPr>
+                <w:sz w:val="16"/>
+                <w:szCs w:val="16"/>
+              </w:rPr>
+            </w:pPr>
+            <w:r>
+              <w:rPr>
+                <w:sz w:val="16"/>
+                <w:szCs w:val="16"/>
+              </w:rPr>
               <w:t>False</w:t>
             </w:r>
           </w:p>
         </w:tc>
         <w:tc>
           <w:tcPr>
-            <w:tcW w:w="5917" w:type="dxa"/>
-            <w:tcBorders>
-              <w:left w:val="single" w:sz="4" w:space="0" w:color="auto"/>
-            </w:tcBorders>
-          </w:tcPr>
-          <w:p>
-            <w:r>
+            <w:tcW w:w="6201" w:type="dxa"/>
+          </w:tcPr>
+          <w:p>
+            <w:pPr>
+              <w:rPr>
+                <w:sz w:val="16"/>
+                <w:szCs w:val="16"/>
+              </w:rPr>
+            </w:pPr>
+            <w:r>
+              <w:rPr>
+                <w:sz w:val="16"/>
+                <w:szCs w:val="16"/>
+              </w:rPr>
               <w:t>Public morality offence.</w:t>
             </w:r>
           </w:p>
@@ -5327,57 +5891,79 @@
         <w:tc>
           <w:tcPr>
             <w:tcW w:w="3539" w:type="dxa"/>
-            <w:tcBorders>
-              <w:top w:val="nil"/>
-              <w:bottom w:val="nil"/>
-              <w:right w:val="single" w:sz="4" w:space="0" w:color="auto"/>
-            </w:tcBorders>
-          </w:tcPr>
-          <w:p>
-            <w:r>
+          </w:tcPr>
+          <w:p>
+            <w:pPr>
+              <w:rPr>
+                <w:sz w:val="16"/>
+                <w:szCs w:val="16"/>
+              </w:rPr>
+            </w:pPr>
+            <w:r>
+              <w:rPr>
+                <w:sz w:val="16"/>
+                <w:szCs w:val="16"/>
+              </w:rPr>
               <w:t>Public Peace Violation</w:t>
             </w:r>
           </w:p>
         </w:tc>
         <w:tc>
           <w:tcPr>
-            <w:tcW w:w="2693" w:type="dxa"/>
-            <w:tcBorders>
-              <w:left w:val="single" w:sz="4" w:space="0" w:color="auto"/>
-              <w:right w:val="single" w:sz="4" w:space="0" w:color="auto"/>
-            </w:tcBorders>
-          </w:tcPr>
-          <w:p>
-            <w:r>
+            <w:tcW w:w="2268" w:type="dxa"/>
+          </w:tcPr>
+          <w:p>
+            <w:pPr>
+              <w:rPr>
+                <w:sz w:val="16"/>
+                <w:szCs w:val="16"/>
+              </w:rPr>
+            </w:pPr>
+            <w:r>
+              <w:rPr>
+                <w:sz w:val="16"/>
+                <w:szCs w:val="16"/>
+              </w:rPr>
               <w:t>Low</w:t>
             </w:r>
           </w:p>
         </w:tc>
         <w:tc>
           <w:tcPr>
-            <w:tcW w:w="993" w:type="dxa"/>
-            <w:tcBorders>
-              <w:top w:val="nil"/>
-              <w:left w:val="single" w:sz="4" w:space="0" w:color="auto"/>
-              <w:bottom w:val="nil"/>
-              <w:right w:val="single" w:sz="4" w:space="0" w:color="auto"/>
-            </w:tcBorders>
-          </w:tcPr>
-          <w:p>
-            <w:r>
+            <w:tcW w:w="1134" w:type="dxa"/>
+          </w:tcPr>
+          <w:p>
+            <w:pPr>
+              <w:rPr>
+                <w:sz w:val="16"/>
+                <w:szCs w:val="16"/>
+              </w:rPr>
+            </w:pPr>
+            <w:r>
+              <w:rPr>
+                <w:sz w:val="16"/>
+                <w:szCs w:val="16"/>
+              </w:rPr>
               <w:t>False</w:t>
             </w:r>
           </w:p>
         </w:tc>
         <w:tc>
           <w:tcPr>
-            <w:tcW w:w="5917" w:type="dxa"/>
-            <w:tcBorders>
-              <w:left w:val="single" w:sz="4" w:space="0" w:color="auto"/>
-            </w:tcBorders>
-          </w:tcPr>
-          <w:p>
-            <w:r>
+            <w:tcW w:w="6201" w:type="dxa"/>
+          </w:tcPr>
+          <w:p>
+            <w:pPr>
+              <w:rPr>
+                <w:sz w:val="16"/>
+                <w:szCs w:val="16"/>
+              </w:rPr>
+            </w:pPr>
+            <w:r>
+              <w:rPr>
+                <w:sz w:val="16"/>
+                <w:szCs w:val="16"/>
+              </w:rPr>
               <w:t>Disorder / public nuisance.</w:t>
             </w:r>
           </w:p>
@@ -5387,57 +5973,79 @@
         <w:tc>
           <w:tcPr>
             <w:tcW w:w="3539" w:type="dxa"/>
-            <w:tcBorders>
-              <w:top w:val="nil"/>
-              <w:bottom w:val="nil"/>
-              <w:right w:val="single" w:sz="4" w:space="0" w:color="auto"/>
-            </w:tcBorders>
-          </w:tcPr>
-          <w:p>
-            <w:r>
+          </w:tcPr>
+          <w:p>
+            <w:pPr>
+              <w:rPr>
+                <w:sz w:val="16"/>
+                <w:szCs w:val="16"/>
+              </w:rPr>
+            </w:pPr>
+            <w:r>
+              <w:rPr>
+                <w:sz w:val="16"/>
+                <w:szCs w:val="16"/>
+              </w:rPr>
               <w:t>Ritualism</w:t>
             </w:r>
           </w:p>
         </w:tc>
         <w:tc>
           <w:tcPr>
-            <w:tcW w:w="2693" w:type="dxa"/>
-            <w:tcBorders>
-              <w:left w:val="single" w:sz="4" w:space="0" w:color="auto"/>
-              <w:right w:val="single" w:sz="4" w:space="0" w:color="auto"/>
-            </w:tcBorders>
-          </w:tcPr>
-          <w:p>
-            <w:r>
+            <w:tcW w:w="2268" w:type="dxa"/>
+          </w:tcPr>
+          <w:p>
+            <w:pPr>
+              <w:rPr>
+                <w:sz w:val="16"/>
+                <w:szCs w:val="16"/>
+              </w:rPr>
+            </w:pPr>
+            <w:r>
+              <w:rPr>
+                <w:sz w:val="16"/>
+                <w:szCs w:val="16"/>
+              </w:rPr>
               <w:t>Low</w:t>
             </w:r>
           </w:p>
         </w:tc>
         <w:tc>
           <w:tcPr>
-            <w:tcW w:w="993" w:type="dxa"/>
-            <w:tcBorders>
-              <w:top w:val="nil"/>
-              <w:left w:val="single" w:sz="4" w:space="0" w:color="auto"/>
-              <w:bottom w:val="nil"/>
-              <w:right w:val="single" w:sz="4" w:space="0" w:color="auto"/>
-            </w:tcBorders>
-          </w:tcPr>
-          <w:p>
-            <w:r>
+            <w:tcW w:w="1134" w:type="dxa"/>
+          </w:tcPr>
+          <w:p>
+            <w:pPr>
+              <w:rPr>
+                <w:sz w:val="16"/>
+                <w:szCs w:val="16"/>
+              </w:rPr>
+            </w:pPr>
+            <w:r>
+              <w:rPr>
+                <w:sz w:val="16"/>
+                <w:szCs w:val="16"/>
+              </w:rPr>
               <w:t>False</w:t>
             </w:r>
           </w:p>
         </w:tc>
         <w:tc>
           <w:tcPr>
-            <w:tcW w:w="5917" w:type="dxa"/>
-            <w:tcBorders>
-              <w:left w:val="single" w:sz="4" w:space="0" w:color="auto"/>
-            </w:tcBorders>
-          </w:tcPr>
-          <w:p>
-            <w:r>
+            <w:tcW w:w="6201" w:type="dxa"/>
+          </w:tcPr>
+          <w:p>
+            <w:pPr>
+              <w:rPr>
+                <w:sz w:val="16"/>
+                <w:szCs w:val="16"/>
+              </w:rPr>
+            </w:pPr>
+            <w:r>
+              <w:rPr>
+                <w:sz w:val="16"/>
+                <w:szCs w:val="16"/>
+              </w:rPr>
               <w:t>Rare, generally not inherently violent classification.</w:t>
             </w:r>
           </w:p>
@@ -5447,57 +6055,79 @@
         <w:tc>
           <w:tcPr>
             <w:tcW w:w="3539" w:type="dxa"/>
-            <w:tcBorders>
-              <w:top w:val="nil"/>
-              <w:bottom w:val="nil"/>
-              <w:right w:val="single" w:sz="4" w:space="0" w:color="auto"/>
-            </w:tcBorders>
-          </w:tcPr>
-          <w:p>
-            <w:r>
+          </w:tcPr>
+          <w:p>
+            <w:pPr>
+              <w:rPr>
+                <w:sz w:val="16"/>
+                <w:szCs w:val="16"/>
+              </w:rPr>
+            </w:pPr>
+            <w:r>
+              <w:rPr>
+                <w:sz w:val="16"/>
+                <w:szCs w:val="16"/>
+              </w:rPr>
               <w:t>Robbery</w:t>
             </w:r>
           </w:p>
         </w:tc>
         <w:tc>
           <w:tcPr>
-            <w:tcW w:w="2693" w:type="dxa"/>
-            <w:tcBorders>
-              <w:left w:val="single" w:sz="4" w:space="0" w:color="auto"/>
-              <w:right w:val="single" w:sz="4" w:space="0" w:color="auto"/>
-            </w:tcBorders>
-          </w:tcPr>
-          <w:p>
-            <w:r>
+            <w:tcW w:w="2268" w:type="dxa"/>
+          </w:tcPr>
+          <w:p>
+            <w:pPr>
+              <w:rPr>
+                <w:sz w:val="16"/>
+                <w:szCs w:val="16"/>
+              </w:rPr>
+            </w:pPr>
+            <w:r>
+              <w:rPr>
+                <w:sz w:val="16"/>
+                <w:szCs w:val="16"/>
+              </w:rPr>
               <w:t>High</w:t>
             </w:r>
           </w:p>
         </w:tc>
         <w:tc>
           <w:tcPr>
-            <w:tcW w:w="993" w:type="dxa"/>
-            <w:tcBorders>
-              <w:top w:val="nil"/>
-              <w:left w:val="single" w:sz="4" w:space="0" w:color="auto"/>
-              <w:bottom w:val="nil"/>
-              <w:right w:val="single" w:sz="4" w:space="0" w:color="auto"/>
-            </w:tcBorders>
-          </w:tcPr>
-          <w:p>
-            <w:r>
+            <w:tcW w:w="1134" w:type="dxa"/>
+          </w:tcPr>
+          <w:p>
+            <w:pPr>
+              <w:rPr>
+                <w:sz w:val="16"/>
+                <w:szCs w:val="16"/>
+              </w:rPr>
+            </w:pPr>
+            <w:r>
+              <w:rPr>
+                <w:sz w:val="16"/>
+                <w:szCs w:val="16"/>
+              </w:rPr>
               <w:t>True</w:t>
             </w:r>
           </w:p>
         </w:tc>
         <w:tc>
           <w:tcPr>
-            <w:tcW w:w="5917" w:type="dxa"/>
-            <w:tcBorders>
-              <w:left w:val="single" w:sz="4" w:space="0" w:color="auto"/>
-            </w:tcBorders>
-          </w:tcPr>
-          <w:p>
-            <w:r>
+            <w:tcW w:w="6201" w:type="dxa"/>
+          </w:tcPr>
+          <w:p>
+            <w:pPr>
+              <w:rPr>
+                <w:sz w:val="16"/>
+                <w:szCs w:val="16"/>
+              </w:rPr>
+            </w:pPr>
+            <w:r>
+              <w:rPr>
+                <w:sz w:val="16"/>
+                <w:szCs w:val="16"/>
+              </w:rPr>
               <w:t>Theft involving force or threats.</w:t>
             </w:r>
           </w:p>
@@ -5507,57 +6137,79 @@
         <w:tc>
           <w:tcPr>
             <w:tcW w:w="3539" w:type="dxa"/>
-            <w:tcBorders>
-              <w:top w:val="nil"/>
-              <w:bottom w:val="nil"/>
-              <w:right w:val="single" w:sz="4" w:space="0" w:color="auto"/>
-            </w:tcBorders>
-          </w:tcPr>
-          <w:p>
-            <w:r>
+          </w:tcPr>
+          <w:p>
+            <w:pPr>
+              <w:rPr>
+                <w:sz w:val="16"/>
+                <w:szCs w:val="16"/>
+              </w:rPr>
+            </w:pPr>
+            <w:r>
+              <w:rPr>
+                <w:sz w:val="16"/>
+                <w:szCs w:val="16"/>
+              </w:rPr>
               <w:t>Sex Offense</w:t>
             </w:r>
           </w:p>
         </w:tc>
         <w:tc>
           <w:tcPr>
-            <w:tcW w:w="2693" w:type="dxa"/>
-            <w:tcBorders>
-              <w:left w:val="single" w:sz="4" w:space="0" w:color="auto"/>
-              <w:right w:val="single" w:sz="4" w:space="0" w:color="auto"/>
-            </w:tcBorders>
-          </w:tcPr>
-          <w:p>
-            <w:r>
+            <w:tcW w:w="2268" w:type="dxa"/>
+          </w:tcPr>
+          <w:p>
+            <w:pPr>
+              <w:rPr>
+                <w:sz w:val="16"/>
+                <w:szCs w:val="16"/>
+              </w:rPr>
+            </w:pPr>
+            <w:r>
+              <w:rPr>
+                <w:sz w:val="16"/>
+                <w:szCs w:val="16"/>
+              </w:rPr>
               <w:t>High</w:t>
             </w:r>
           </w:p>
         </w:tc>
         <w:tc>
           <w:tcPr>
-            <w:tcW w:w="993" w:type="dxa"/>
-            <w:tcBorders>
-              <w:top w:val="nil"/>
-              <w:left w:val="single" w:sz="4" w:space="0" w:color="auto"/>
-              <w:bottom w:val="nil"/>
-              <w:right w:val="single" w:sz="4" w:space="0" w:color="auto"/>
-            </w:tcBorders>
-          </w:tcPr>
-          <w:p>
-            <w:r>
+            <w:tcW w:w="1134" w:type="dxa"/>
+          </w:tcPr>
+          <w:p>
+            <w:pPr>
+              <w:rPr>
+                <w:sz w:val="16"/>
+                <w:szCs w:val="16"/>
+              </w:rPr>
+            </w:pPr>
+            <w:r>
+              <w:rPr>
+                <w:sz w:val="16"/>
+                <w:szCs w:val="16"/>
+              </w:rPr>
               <w:t>True</w:t>
             </w:r>
           </w:p>
         </w:tc>
         <w:tc>
           <w:tcPr>
-            <w:tcW w:w="5917" w:type="dxa"/>
-            <w:tcBorders>
-              <w:left w:val="single" w:sz="4" w:space="0" w:color="auto"/>
-            </w:tcBorders>
-          </w:tcPr>
-          <w:p>
-            <w:r>
+            <w:tcW w:w="6201" w:type="dxa"/>
+          </w:tcPr>
+          <w:p>
+            <w:pPr>
+              <w:rPr>
+                <w:sz w:val="16"/>
+                <w:szCs w:val="16"/>
+              </w:rPr>
+            </w:pPr>
+            <w:r>
+              <w:rPr>
+                <w:sz w:val="16"/>
+                <w:szCs w:val="16"/>
+              </w:rPr>
               <w:t>Offence against a person.</w:t>
             </w:r>
           </w:p>
@@ -5567,57 +6219,79 @@
         <w:tc>
           <w:tcPr>
             <w:tcW w:w="3539" w:type="dxa"/>
-            <w:tcBorders>
-              <w:top w:val="nil"/>
-              <w:bottom w:val="nil"/>
-              <w:right w:val="single" w:sz="4" w:space="0" w:color="auto"/>
-            </w:tcBorders>
-          </w:tcPr>
-          <w:p>
-            <w:r>
+          </w:tcPr>
+          <w:p>
+            <w:pPr>
+              <w:rPr>
+                <w:sz w:val="16"/>
+                <w:szCs w:val="16"/>
+              </w:rPr>
+            </w:pPr>
+            <w:r>
+              <w:rPr>
+                <w:sz w:val="16"/>
+                <w:szCs w:val="16"/>
+              </w:rPr>
               <w:t>Stalking</w:t>
             </w:r>
           </w:p>
         </w:tc>
         <w:tc>
           <w:tcPr>
-            <w:tcW w:w="2693" w:type="dxa"/>
-            <w:tcBorders>
-              <w:left w:val="single" w:sz="4" w:space="0" w:color="auto"/>
-              <w:right w:val="single" w:sz="4" w:space="0" w:color="auto"/>
-            </w:tcBorders>
-          </w:tcPr>
-          <w:p>
-            <w:r>
+            <w:tcW w:w="2268" w:type="dxa"/>
+          </w:tcPr>
+          <w:p>
+            <w:pPr>
+              <w:rPr>
+                <w:sz w:val="16"/>
+                <w:szCs w:val="16"/>
+              </w:rPr>
+            </w:pPr>
+            <w:r>
+              <w:rPr>
+                <w:sz w:val="16"/>
+                <w:szCs w:val="16"/>
+              </w:rPr>
               <w:t>Medium</w:t>
             </w:r>
           </w:p>
         </w:tc>
         <w:tc>
           <w:tcPr>
-            <w:tcW w:w="993" w:type="dxa"/>
-            <w:tcBorders>
-              <w:top w:val="nil"/>
-              <w:left w:val="single" w:sz="4" w:space="0" w:color="auto"/>
-              <w:bottom w:val="nil"/>
-              <w:right w:val="single" w:sz="4" w:space="0" w:color="auto"/>
-            </w:tcBorders>
-          </w:tcPr>
-          <w:p>
-            <w:r>
+            <w:tcW w:w="1134" w:type="dxa"/>
+          </w:tcPr>
+          <w:p>
+            <w:pPr>
+              <w:rPr>
+                <w:sz w:val="16"/>
+                <w:szCs w:val="16"/>
+              </w:rPr>
+            </w:pPr>
+            <w:r>
+              <w:rPr>
+                <w:sz w:val="16"/>
+                <w:szCs w:val="16"/>
+              </w:rPr>
               <w:t>True</w:t>
             </w:r>
           </w:p>
         </w:tc>
         <w:tc>
           <w:tcPr>
-            <w:tcW w:w="5917" w:type="dxa"/>
-            <w:tcBorders>
-              <w:left w:val="single" w:sz="4" w:space="0" w:color="auto"/>
-            </w:tcBorders>
-          </w:tcPr>
-          <w:p>
-            <w:r>
+            <w:tcW w:w="6201" w:type="dxa"/>
+          </w:tcPr>
+          <w:p>
+            <w:pPr>
+              <w:rPr>
+                <w:sz w:val="16"/>
+                <w:szCs w:val="16"/>
+              </w:rPr>
+            </w:pPr>
+            <w:r>
+              <w:rPr>
+                <w:sz w:val="16"/>
+                <w:szCs w:val="16"/>
+              </w:rPr>
               <w:t>Personal safety risk.</w:t>
             </w:r>
           </w:p>
@@ -5627,57 +6301,79 @@
         <w:tc>
           <w:tcPr>
             <w:tcW w:w="3539" w:type="dxa"/>
-            <w:tcBorders>
-              <w:top w:val="nil"/>
-              <w:bottom w:val="nil"/>
-              <w:right w:val="single" w:sz="4" w:space="0" w:color="auto"/>
-            </w:tcBorders>
-          </w:tcPr>
-          <w:p>
-            <w:r>
+          </w:tcPr>
+          <w:p>
+            <w:pPr>
+              <w:rPr>
+                <w:sz w:val="16"/>
+                <w:szCs w:val="16"/>
+              </w:rPr>
+            </w:pPr>
+            <w:r>
+              <w:rPr>
+                <w:sz w:val="16"/>
+                <w:szCs w:val="16"/>
+              </w:rPr>
               <w:t>Theft</w:t>
             </w:r>
           </w:p>
         </w:tc>
         <w:tc>
           <w:tcPr>
-            <w:tcW w:w="2693" w:type="dxa"/>
-            <w:tcBorders>
-              <w:left w:val="single" w:sz="4" w:space="0" w:color="auto"/>
-              <w:right w:val="single" w:sz="4" w:space="0" w:color="auto"/>
-            </w:tcBorders>
-          </w:tcPr>
-          <w:p>
-            <w:r>
+            <w:tcW w:w="2268" w:type="dxa"/>
+          </w:tcPr>
+          <w:p>
+            <w:pPr>
+              <w:rPr>
+                <w:sz w:val="16"/>
+                <w:szCs w:val="16"/>
+              </w:rPr>
+            </w:pPr>
+            <w:r>
+              <w:rPr>
+                <w:sz w:val="16"/>
+                <w:szCs w:val="16"/>
+              </w:rPr>
               <w:t>Low</w:t>
             </w:r>
           </w:p>
         </w:tc>
         <w:tc>
           <w:tcPr>
-            <w:tcW w:w="993" w:type="dxa"/>
-            <w:tcBorders>
-              <w:top w:val="nil"/>
-              <w:left w:val="single" w:sz="4" w:space="0" w:color="auto"/>
-              <w:bottom w:val="nil"/>
-              <w:right w:val="single" w:sz="4" w:space="0" w:color="auto"/>
-            </w:tcBorders>
-          </w:tcPr>
-          <w:p>
-            <w:r>
+            <w:tcW w:w="1134" w:type="dxa"/>
+          </w:tcPr>
+          <w:p>
+            <w:pPr>
+              <w:rPr>
+                <w:sz w:val="16"/>
+                <w:szCs w:val="16"/>
+              </w:rPr>
+            </w:pPr>
+            <w:r>
+              <w:rPr>
+                <w:sz w:val="16"/>
+                <w:szCs w:val="16"/>
+              </w:rPr>
               <w:t>False</w:t>
             </w:r>
           </w:p>
         </w:tc>
         <w:tc>
           <w:tcPr>
-            <w:tcW w:w="5917" w:type="dxa"/>
-            <w:tcBorders>
-              <w:left w:val="single" w:sz="4" w:space="0" w:color="auto"/>
-            </w:tcBorders>
-          </w:tcPr>
-          <w:p>
-            <w:r>
+            <w:tcW w:w="6201" w:type="dxa"/>
+          </w:tcPr>
+          <w:p>
+            <w:pPr>
+              <w:rPr>
+                <w:sz w:val="16"/>
+                <w:szCs w:val="16"/>
+              </w:rPr>
+            </w:pPr>
+            <w:r>
+              <w:rPr>
+                <w:sz w:val="16"/>
+                <w:szCs w:val="16"/>
+              </w:rPr>
               <w:t>Property crime.</w:t>
             </w:r>
           </w:p>
@@ -5687,57 +6383,79 @@
         <w:tc>
           <w:tcPr>
             <w:tcW w:w="3539" w:type="dxa"/>
-            <w:tcBorders>
-              <w:top w:val="nil"/>
-              <w:bottom w:val="single" w:sz="4" w:space="0" w:color="auto"/>
-              <w:right w:val="single" w:sz="4" w:space="0" w:color="auto"/>
-            </w:tcBorders>
-          </w:tcPr>
-          <w:p>
-            <w:r>
+          </w:tcPr>
+          <w:p>
+            <w:pPr>
+              <w:rPr>
+                <w:sz w:val="16"/>
+                <w:szCs w:val="16"/>
+              </w:rPr>
+            </w:pPr>
+            <w:r>
+              <w:rPr>
+                <w:sz w:val="16"/>
+                <w:szCs w:val="16"/>
+              </w:rPr>
               <w:t>Weapons Violation</w:t>
             </w:r>
           </w:p>
         </w:tc>
         <w:tc>
           <w:tcPr>
-            <w:tcW w:w="2693" w:type="dxa"/>
-            <w:tcBorders>
-              <w:left w:val="single" w:sz="4" w:space="0" w:color="auto"/>
-              <w:right w:val="single" w:sz="4" w:space="0" w:color="auto"/>
-            </w:tcBorders>
-          </w:tcPr>
-          <w:p>
-            <w:r>
+            <w:tcW w:w="2268" w:type="dxa"/>
+          </w:tcPr>
+          <w:p>
+            <w:pPr>
+              <w:rPr>
+                <w:sz w:val="16"/>
+                <w:szCs w:val="16"/>
+              </w:rPr>
+            </w:pPr>
+            <w:r>
+              <w:rPr>
+                <w:sz w:val="16"/>
+                <w:szCs w:val="16"/>
+              </w:rPr>
               <w:t>High</w:t>
             </w:r>
           </w:p>
         </w:tc>
         <w:tc>
           <w:tcPr>
-            <w:tcW w:w="993" w:type="dxa"/>
-            <w:tcBorders>
-              <w:top w:val="nil"/>
-              <w:left w:val="single" w:sz="4" w:space="0" w:color="auto"/>
-              <w:bottom w:val="single" w:sz="4" w:space="0" w:color="auto"/>
-              <w:right w:val="single" w:sz="4" w:space="0" w:color="auto"/>
-            </w:tcBorders>
-          </w:tcPr>
-          <w:p>
-            <w:r>
+            <w:tcW w:w="1134" w:type="dxa"/>
+          </w:tcPr>
+          <w:p>
+            <w:pPr>
+              <w:rPr>
+                <w:sz w:val="16"/>
+                <w:szCs w:val="16"/>
+              </w:rPr>
+            </w:pPr>
+            <w:r>
+              <w:rPr>
+                <w:sz w:val="16"/>
+                <w:szCs w:val="16"/>
+              </w:rPr>
               <w:t>False</w:t>
             </w:r>
           </w:p>
         </w:tc>
         <w:tc>
           <w:tcPr>
-            <w:tcW w:w="5917" w:type="dxa"/>
-            <w:tcBorders>
-              <w:left w:val="single" w:sz="4" w:space="0" w:color="auto"/>
-            </w:tcBorders>
-          </w:tcPr>
-          <w:p>
-            <w:r>
+            <w:tcW w:w="6201" w:type="dxa"/>
+          </w:tcPr>
+          <w:p>
+            <w:pPr>
+              <w:rPr>
+                <w:sz w:val="16"/>
+                <w:szCs w:val="16"/>
+              </w:rPr>
+            </w:pPr>
+            <w:r>
+              <w:rPr>
+                <w:sz w:val="16"/>
+                <w:szCs w:val="16"/>
+              </w:rPr>
               <w:t>High public safety risk despite not necessarily violent.</w:t>
             </w:r>
           </w:p>
@@ -6595,6 +7313,7 @@
   <w:style w:type="character" w:default="1" w:styleId="DefaultParagraphFont">
     <w:name w:val="Default Paragraph Font"/>
     <w:uiPriority w:val="1"/>
+    <w:semiHidden/>
     <w:unhideWhenUsed/>
   </w:style>
   <w:style w:type="table" w:default="1" w:styleId="TableNormal">
